--- a/exports/final/week1/KUTUMBA-C1-W1-OLDER-TEACHER-PACK-V12.2.docx
+++ b/exports/final/week1/KUTUMBA-C1-W1-OLDER-TEACHER-PACK-V12.2.docx
@@ -113,7 +113,7 @@
               <w:rPr>
                 <w:b/>
               </w:rPr>
-              <w:t>V12.2  •  Families Growing in Krishna Consciousness</w:t>
+              <w:t>V12.2.1  •  Families Growing in Krishna Consciousness</w:t>
               <w:br/>
               <w:t>Program Director: Swapnil Patil</w:t>
             </w:r>
@@ -624,7 +624,7 @@
         <w:pStyle w:val="Heading1"/>
       </w:pPr>
       <w:r>
-        <w:t>Teacher / Facilitator Run Sheet</w:t>
+        <w:t>Older Teacher Run Sheet</w:t>
       </w:r>
     </w:p>
     <w:p>
@@ -707,15 +707,6 @@
       </w:r>
       <w:r>
         <w:t xml:space="preserve"> Internal founding-cohort teaching material — human/temple review EXTERNAL_OPEN</w:t>
-      </w:r>
-    </w:p>
-    <w:p>
-      <w:pPr>
-        <w:pStyle w:val="KUTUMBAMeta"/>
-        <w:jc w:val="center"/>
-      </w:pPr>
-      <w:r>
-        <w:t>◆  ◆  ◆</w:t>
       </w:r>
     </w:p>
     <w:p>
@@ -1315,15 +1306,6 @@
     </w:p>
     <w:p>
       <w:pPr>
-        <w:pStyle w:val="KUTUMBAMeta"/>
-        <w:jc w:val="center"/>
-      </w:pPr>
-      <w:r>
-        <w:t>◆  ◆  ◆</w:t>
-      </w:r>
-    </w:p>
-    <w:p>
-      <w:pPr>
         <w:pStyle w:val="Heading2"/>
       </w:pPr>
       <w:r>
@@ -1340,26 +1322,26 @@
     </w:p>
     <w:p>
       <w:pPr>
-        <w:pStyle w:val="ListNumber"/>
+        <w:ind w:left="288"/>
       </w:pPr>
       <w:r>
-        <w:t>Welcome; feet on floor; devices away.</w:t>
+        <w:t>1. Welcome; feet on floor; devices away.</w:t>
       </w:r>
     </w:p>
     <w:p>
       <w:pPr>
-        <w:pStyle w:val="ListNumber"/>
+        <w:ind w:left="288"/>
       </w:pPr>
       <w:r>
-        <w:t>Hook: “Which is more true — ‘Coming on Saturday is enough’ or ‘Staying home alone is always safer’?” Hold both as incomplete.</w:t>
+        <w:t>2. Hook: “Which is more true — ‘Coming on Saturday is enough’ or ‘Staying home alone is always safer’?” Hold both as incomplete.</w:t>
       </w:r>
     </w:p>
     <w:p>
       <w:pPr>
-        <w:pStyle w:val="ListNumber"/>
+        <w:ind w:left="288"/>
       </w:pPr>
       <w:r>
-        <w:t xml:space="preserve">State essential question: </w:t>
+        <w:t xml:space="preserve">3. State essential question: </w:t>
       </w:r>
       <w:r>
         <w:rPr>
@@ -1370,18 +1352,18 @@
     </w:p>
     <w:p>
       <w:pPr>
-        <w:pStyle w:val="ListNumber"/>
+        <w:ind w:left="288"/>
       </w:pPr>
       <w:r>
-        <w:t>Quick rules: kind speech; no ranking; honest questions welcome; check sources before inventing answers; freeze / pause cue if needed.</w:t>
+        <w:t>4. Quick rules: kind speech; no ranking; honest questions welcome; check sources before inventing answers; freeze / pause cue if needed.</w:t>
       </w:r>
     </w:p>
     <w:p>
       <w:pPr>
-        <w:pStyle w:val="ListNumber"/>
+        <w:ind w:left="288"/>
       </w:pPr>
       <w:r>
-        <w:t>Read memory phrase once together.</w:t>
+        <w:t>5. Read memory phrase once together.</w:t>
       </w:r>
     </w:p>
     <w:p>
@@ -1394,10 +1376,10 @@
     </w:p>
     <w:p>
       <w:pPr>
-        <w:pStyle w:val="ListNumber"/>
+        <w:ind w:left="288"/>
       </w:pPr>
       <w:r>
-        <w:t xml:space="preserve">Display ŚB 1.2.18; students open </w:t>
+        <w:t xml:space="preserve">1. Display ŚB 1.2.18; students open </w:t>
       </w:r>
       <w:r>
         <w:rPr>
@@ -1411,18 +1393,18 @@
     </w:p>
     <w:p>
       <w:pPr>
-        <w:pStyle w:val="ListNumber"/>
+        <w:ind w:left="288"/>
       </w:pPr>
       <w:r>
-        <w:t>Read IAST aloud together once; teacher reads slowly or plays authorized audio if available.</w:t>
+        <w:t>2. Read IAST aloud together once; teacher reads slowly or plays authorized audio if available.</w:t>
       </w:r>
     </w:p>
     <w:p>
       <w:pPr>
-        <w:pStyle w:val="ListNumber"/>
+        <w:ind w:left="288"/>
       </w:pPr>
       <w:r>
-        <w:t xml:space="preserve">Read the </w:t>
+        <w:t xml:space="preserve">3. Read the </w:t>
       </w:r>
       <w:r>
         <w:rPr>
@@ -1436,15 +1418,15 @@
     </w:p>
     <w:p>
       <w:pPr>
-        <w:pStyle w:val="ListNumber"/>
+        <w:ind w:left="288"/>
       </w:pPr>
       <w:r>
-        <w:t>Students complete O01 fields:</w:t>
+        <w:t>4. Students complete O01 fields:</w:t>
       </w:r>
     </w:p>
     <w:p>
       <w:pPr>
-        <w:pStyle w:val="ListBullet2"/>
+        <w:pStyle w:val="ListBullet"/>
       </w:pPr>
       <w:r>
         <w:t>repeated practice words I notice</w:t>
@@ -1452,7 +1434,7 @@
     </w:p>
     <w:p>
       <w:pPr>
-        <w:pStyle w:val="ListBullet2"/>
+        <w:pStyle w:val="ListBullet"/>
       </w:pPr>
       <w:r>
         <w:t>what result is described?</w:t>
@@ -1460,7 +1442,7 @@
     </w:p>
     <w:p>
       <w:pPr>
-        <w:pStyle w:val="ListBullet2"/>
+        <w:pStyle w:val="ListBullet"/>
       </w:pPr>
       <w:r>
         <w:t>why might “regular” matter?</w:t>
@@ -1468,7 +1450,7 @@
     </w:p>
     <w:p>
       <w:pPr>
-        <w:pStyle w:val="ListBullet2"/>
+        <w:pStyle w:val="ListBullet"/>
       </w:pPr>
       <w:r>
         <w:t>one question for facilitator</w:t>
@@ -1476,18 +1458,18 @@
     </w:p>
     <w:p>
       <w:pPr>
-        <w:pStyle w:val="ListNumber"/>
+        <w:ind w:left="288"/>
       </w:pPr>
       <w:r>
-        <w:t>Circulate; accept short answers; paraphrase only — no invented dialogue.</w:t>
+        <w:t>1. Circulate; accept short answers; paraphrase only — no invented dialogue.</w:t>
       </w:r>
     </w:p>
     <w:p>
       <w:pPr>
-        <w:pStyle w:val="ListNumber"/>
+        <w:ind w:left="288"/>
       </w:pPr>
       <w:r>
-        <w:t>Optional bridge (one sentence): ŚB 1.2.17 — hearing with faith invites cleansing in the heart.</w:t>
+        <w:t>2. Optional bridge (one sentence): ŚB 1.2.17 — hearing with faith invites cleansing in the heart.</w:t>
       </w:r>
     </w:p>
     <w:p>
@@ -1500,10 +1482,10 @@
     </w:p>
     <w:p>
       <w:pPr>
-        <w:pStyle w:val="ListNumber"/>
+        <w:ind w:left="288"/>
       </w:pPr>
       <w:r>
-        <w:t xml:space="preserve">Lay out </w:t>
+        <w:t xml:space="preserve">1. Lay out </w:t>
       </w:r>
       <w:r>
         <w:rPr>
@@ -1535,26 +1517,26 @@
     </w:p>
     <w:p>
       <w:pPr>
-        <w:pStyle w:val="ListNumber"/>
+        <w:ind w:left="288"/>
       </w:pPr>
       <w:r>
-        <w:t>Groups sort all 12 cards.</w:t>
+        <w:t>2. Groups sort all 12 cards.</w:t>
       </w:r>
     </w:p>
     <w:p>
       <w:pPr>
-        <w:pStyle w:val="ListNumber"/>
+        <w:ind w:left="288"/>
       </w:pPr>
       <w:r>
-        <w:t>Check with the O02 answer key (teacher only during first attempt).</w:t>
+        <w:t>3. Check with the O02 answer key (teacher only during first attempt).</w:t>
       </w:r>
     </w:p>
     <w:p>
       <w:pPr>
-        <w:pStyle w:val="ListNumber"/>
+        <w:ind w:left="288"/>
       </w:pPr>
       <w:r>
-        <w:t>Ask one student: Why does “supports temple life” matter for ŚB 1.2.18?</w:t>
+        <w:t>4. Ask one student: Why does “supports temple life” matter for ŚB 1.2.18?</w:t>
       </w:r>
     </w:p>
     <w:p>
@@ -1567,10 +1549,10 @@
     </w:p>
     <w:p>
       <w:pPr>
-        <w:pStyle w:val="ListNumber"/>
+        <w:ind w:left="288"/>
       </w:pPr>
       <w:r>
-        <w:t xml:space="preserve">Place six purpose cards from </w:t>
+        <w:t xml:space="preserve">1. Place six purpose cards from </w:t>
       </w:r>
       <w:r>
         <w:rPr>
@@ -1584,26 +1566,26 @@
     </w:p>
     <w:p>
       <w:pPr>
-        <w:pStyle w:val="ListNumber"/>
+        <w:ind w:left="288"/>
       </w:pPr>
       <w:r>
-        <w:t>Teams match 12 example cards to the six purposes.</w:t>
+        <w:t>2. Teams match 12 example cards to the six purposes.</w:t>
       </w:r>
     </w:p>
     <w:p>
       <w:pPr>
-        <w:pStyle w:val="ListNumber"/>
+        <w:ind w:left="288"/>
       </w:pPr>
       <w:r>
-        <w:t>Check with O03 answer key.</w:t>
+        <w:t>3. Check with O03 answer key.</w:t>
       </w:r>
     </w:p>
     <w:p>
       <w:pPr>
-        <w:pStyle w:val="ListNumber"/>
+        <w:ind w:left="288"/>
       </w:pPr>
       <w:r>
-        <w:t>Each student writes (on scrap or back of O05): one purpose their family most needs + one concrete example (no private confession required).</w:t>
+        <w:t>4. Each student writes (on scrap or back of O05): one purpose their family most needs + one concrete example (no private confession required).</w:t>
       </w:r>
     </w:p>
     <w:p>
@@ -1616,10 +1598,10 @@
     </w:p>
     <w:p>
       <w:pPr>
-        <w:pStyle w:val="ListNumber"/>
+        <w:ind w:left="288"/>
       </w:pPr>
       <w:r>
-        <w:t xml:space="preserve">Assign each group one scenario from </w:t>
+        <w:t xml:space="preserve">1. Assign each group one scenario from </w:t>
       </w:r>
       <w:r>
         <w:rPr>
@@ -1633,26 +1615,26 @@
     </w:p>
     <w:p>
       <w:pPr>
-        <w:pStyle w:val="ListNumber"/>
+        <w:ind w:left="288"/>
       </w:pPr>
       <w:r>
-        <w:t>For the assigned scenario, write: What is good? What is missing? What should happen next? Which KUTUMBA principle applies?</w:t>
+        <w:t>2. For the assigned scenario, write: What is good? What is missing? What should happen next? Which KUTUMBA principle applies?</w:t>
       </w:r>
     </w:p>
     <w:p>
       <w:pPr>
-        <w:pStyle w:val="ListNumber"/>
+        <w:ind w:left="288"/>
       </w:pPr>
       <w:r>
-        <w:t>Share one insight per group (45–60 seconds). Use O04 answer key for expected directions — not scores.</w:t>
+        <w:t>3. Share one insight per group (45–60 seconds). Use O04 answer key for expected directions — not scores.</w:t>
       </w:r>
     </w:p>
     <w:p>
       <w:pPr>
-        <w:pStyle w:val="ListNumber"/>
+        <w:ind w:left="288"/>
       </w:pPr>
       <w:r>
-        <w:t xml:space="preserve">Hand </w:t>
+        <w:t xml:space="preserve">4. Hand </w:t>
       </w:r>
       <w:r>
         <w:rPr>
@@ -1680,10 +1662,10 @@
     </w:p>
     <w:p>
       <w:pPr>
-        <w:pStyle w:val="ListNumber"/>
+        <w:ind w:left="288"/>
       </w:pPr>
       <w:r>
-        <w:t xml:space="preserve">Complete </w:t>
+        <w:t xml:space="preserve">1. Complete </w:t>
       </w:r>
       <w:r>
         <w:rPr>
@@ -1697,18 +1679,18 @@
     </w:p>
     <w:p>
       <w:pPr>
-        <w:pStyle w:val="ListNumber"/>
+        <w:ind w:left="288"/>
       </w:pPr>
       <w:r>
-        <w:t>Cleanup; stack O01–O06; bring compass and exit ticket to reunification if helpful.</w:t>
+        <w:t>2. Cleanup; stack O01–O06; bring compass and exit ticket to reunification if helpful.</w:t>
       </w:r>
     </w:p>
     <w:p>
       <w:pPr>
-        <w:pStyle w:val="ListNumber"/>
+        <w:ind w:left="288"/>
       </w:pPr>
       <w:r>
-        <w:t xml:space="preserve">At </w:t>
+        <w:t xml:space="preserve">3. At </w:t>
       </w:r>
       <w:r>
         <w:rPr>
@@ -1728,10 +1710,10 @@
     </w:p>
     <w:p>
       <w:pPr>
-        <w:pStyle w:val="ListNumber"/>
+        <w:ind w:left="288"/>
       </w:pPr>
       <w:r>
-        <w:t>Parent handoff: Home practice after a family trigger (for example after dinner dishes) — say the memory phrase once; five minutes counts. Minimum before next Saturday: one prayer, three mahā-mantras, one appreciation, at least once.</w:t>
+        <w:t>4. Parent handoff: Home practice after a family trigger (for example after dinner dishes) — say the memory phrase once; five minutes counts. Minimum before next Saturday: one prayer, three mahā-mantras, one appreciation, at least once.</w:t>
       </w:r>
     </w:p>
     <w:p>
@@ -1846,292 +1828,196 @@
         <w:pStyle w:val="Heading1"/>
       </w:pPr>
       <w:r>
-        <w:t>C1-W1 · O01 · ŚB 1.2.18 Observation Sheet</w:t>
+        <w:t>O01 — ŚB 1.2.18 Observation Sheet</w:t>
       </w:r>
     </w:p>
+    <w:tbl>
+      <w:tblPr>
+        <w:tblW w:type="auto" w:w="0"/>
+        <w:jc w:val="center"/>
+        <w:tblLayout w:type="fixed"/>
+        <w:tblLook w:firstColumn="1" w:firstRow="1" w:lastColumn="0" w:lastRow="0" w:noHBand="0" w:noVBand="1" w:val="04A0"/>
+        <w:tblBorders>
+          <w:top w:val="single" w:sz="14" w:color="C98916"/>
+          <w:left w:val="single" w:sz="14" w:color="C98916"/>
+          <w:bottom w:val="single" w:sz="14" w:color="C98916"/>
+          <w:right w:val="single" w:sz="14" w:color="C98916"/>
+          <w:insideH w:val="single" w:sz="14" w:color="C98916"/>
+          <w:insideV w:val="single" w:sz="14" w:color="C98916"/>
+        </w:tblBorders>
+      </w:tblPr>
+      <w:tblGrid>
+        <w:gridCol w:w="9936"/>
+      </w:tblGrid>
+      <w:tr>
+        <w:tc>
+          <w:tcPr>
+            <w:tcW w:type="dxa" w:w="9936"/>
+            <w:shd w:fill="FFF8E8"/>
+            <w:tcMar>
+              <w:top w:w="180" w:type="dxa"/>
+              <w:start w:w="220" w:type="dxa"/>
+              <w:bottom w:w="180" w:type="dxa"/>
+              <w:end w:w="220" w:type="dxa"/>
+            </w:tcMar>
+          </w:tcPr>
+          <w:p>
+            <w:pPr>
+              <w:pStyle w:val="Heading3"/>
+            </w:pPr>
+            <w:r>
+              <w:t>VERSE CARD  •  ŚB 1.2.18</w:t>
+            </w:r>
+          </w:p>
+          <w:p>
+            <w:pPr>
+              <w:pStyle w:val="KUTUMBAVerseDevanagari"/>
+            </w:pPr>
+            <w:r>
+              <w:rPr>
+                <w:rFonts w:ascii="Nirmala UI" w:hAnsi="Nirmala UI" w:eastAsia="Nirmala UI" w:cs="Nirmala UI"/>
+                <w:sz w:val="30"/>
+              </w:rPr>
+            </w:r>
+          </w:p>
+          <w:p>
+            <w:pPr>
+              <w:pStyle w:val="KUTUMBAVerseIAST"/>
+            </w:pPr>
+            <w:r>
+              <w:rPr>
+                <w:i/>
+              </w:rPr>
+              <w:t>naṣṭa-prāyeṣv abhadreṣu nityaṁ bhāgavata-sevayā / bhagavaty uttama-śloke bhaktir bhavati naiṣṭhikī</w:t>
+            </w:r>
+          </w:p>
+          <w:p>
+            <w:r>
+              <w:rPr>
+                <w:b/>
+                <w:color w:val="5B1933"/>
+              </w:rPr>
+              <w:t xml:space="preserve">KUTUMBA teaching meaning: </w:t>
+            </w:r>
+            <w:r>
+              <w:t>When we regularly hear and serve the Bhāgavata (book and devotee association), troubles in the heart are cleared and steady devotion to the Lord becomes established.</w:t>
+            </w:r>
+          </w:p>
+          <w:p>
+            <w:pPr>
+              <w:pStyle w:val="KUTUMBARights"/>
+            </w:pPr>
+            <w:r>
+              <w:t>Source: https://vedabase.io/en/library/sb/1/2/18/</w:t>
+              <w:br/>
+              <w:t>Rights/status: Scripture display/source: VedaBase; teaching meaning: KUTUMBA-original.</w:t>
+            </w:r>
+          </w:p>
+        </w:tc>
+      </w:tr>
+    </w:tbl>
     <w:p>
       <w:pPr>
-        <w:pStyle w:val="KUTUMBARights"/>
+        <w:spacing w:after="40"/>
       </w:pPr>
-      <w:r>
-        <w:t>Canonical source: 11-weekly-program-library/first-six-months/c1-w1-what-is-kutumba-and-why-are-we-here/activities/v12_2-older/O01-SB-1-2-18-OBSERVATION.md  •  SHA-256: f48cf8fbdce4633b42d06c98666f237d427499b900541c0b71a77d006f39db31</w:t>
-      </w:r>
     </w:p>
-    <w:p>
-      <w:r>
-        <w:rPr>
-          <w:b/>
-        </w:rPr>
-        <w:t>Print:</w:t>
-      </w:r>
-      <w:r>
-        <w:t xml:space="preserve"> US Letter · one per student · Grades 4–5 </w:t>
-      </w:r>
-      <w:r>
-        <w:rPr>
-          <w:b/>
-        </w:rPr>
-        <w:t>Primary:</w:t>
-      </w:r>
-      <w:r>
-        <w:t xml:space="preserve"> ŚB 1.2.18 — https://vedabase.io/en/library/sb/1/2/18/ </w:t>
-      </w:r>
-      <w:r>
-        <w:rPr>
-          <w:b/>
-        </w:rPr>
-        <w:t>Scripture note:</w:t>
-      </w:r>
-      <w:r>
-        <w:t xml:space="preserve"> Verse text for display from VedaBase. Meaning below is a KUTUMBA teaching meaning, not labeled as a BBT translation.</w:t>
-      </w:r>
-    </w:p>
-    <w:p>
-      <w:pPr>
-        <w:pStyle w:val="KUTUMBAMeta"/>
-        <w:jc w:val="center"/>
-      </w:pPr>
-      <w:r>
-        <w:t>◆  ◆  ◆</w:t>
-      </w:r>
-    </w:p>
-    <w:p>
-      <w:pPr>
-        <w:pStyle w:val="Heading2"/>
-      </w:pPr>
-      <w:r>
-        <w:t>Verse</w:t>
-      </w:r>
-    </w:p>
-    <w:p>
-      <w:r>
-        <w:rPr>
-          <w:b/>
-        </w:rPr>
-        <w:t>IAST</w:t>
-      </w:r>
-      <w:r>
-        <w:t xml:space="preserve"> </w:t>
-      </w:r>
-      <w:r>
-        <w:rPr>
-          <w:rFonts w:ascii="Consolas" w:hAnsi="Consolas"/>
-          <w:color w:val="7A263A"/>
-          <w:sz w:val="18"/>
-        </w:rPr>
-        <w:t>naṣṭa-prāyeṣv abhadreṣu nityaṁ bhāgavata-sevayā / bhagavaty uttama-śloke bhaktir bhavati naiṣṭhikī</w:t>
-      </w:r>
-    </w:p>
-    <w:p>
-      <w:r>
-        <w:rPr>
-          <w:b/>
-        </w:rPr>
-        <w:t>KUTUMBA teaching meaning</w:t>
-      </w:r>
-      <w:r>
-        <w:t xml:space="preserve"> When we regularly hear and serve the Bhāgavata (book and devotee association), troubles in the heart are cleared and steady devotion to the Lord becomes established.</w:t>
-      </w:r>
-    </w:p>
-    <w:p>
-      <w:pPr>
-        <w:pStyle w:val="KUTUMBAMeta"/>
-        <w:jc w:val="center"/>
-      </w:pPr>
-      <w:r>
-        <w:t>◆  ◆  ◆</w:t>
-      </w:r>
-    </w:p>
-    <w:p>
-      <w:pPr>
-        <w:pStyle w:val="Heading2"/>
-      </w:pPr>
-      <w:r>
-        <w:t>Observation fields</w:t>
-      </w:r>
-    </w:p>
-    <w:p>
-      <w:r>
-        <w:rPr>
-          <w:b/>
-        </w:rPr>
-        <w:t>Name (optional):</w:t>
-      </w:r>
-      <w:r>
-        <w:t xml:space="preserve"> ________________________________</w:t>
-      </w:r>
-    </w:p>
-    <w:p>
-      <w:r>
-        <w:rPr>
-          <w:b/>
-        </w:rPr>
-        <w:t>1. Repeated practice words I notice</w:t>
-      </w:r>
-      <w:r>
-        <w:t xml:space="preserve"> (Circle or list words that point to steady, repeated practice.)</w:t>
-      </w:r>
-    </w:p>
-    <w:p>
-      <w:pPr>
-        <w:pStyle w:val="KUTUMBAMeta"/>
-        <w:jc w:val="center"/>
-      </w:pPr>
-      <w:r>
-        <w:t>◆  ◆  ◆</w:t>
-      </w:r>
-    </w:p>
-    <w:p>
-      <w:pPr>
-        <w:pStyle w:val="KUTUMBAMeta"/>
-        <w:jc w:val="center"/>
-      </w:pPr>
-      <w:r>
-        <w:t>◆  ◆  ◆</w:t>
-      </w:r>
-    </w:p>
-    <w:p>
-      <w:r>
-        <w:rPr>
-          <w:b/>
-        </w:rPr>
-        <w:t>2. What result is described?</w:t>
-      </w:r>
-      <w:r>
-        <w:t xml:space="preserve"> (What grows or becomes established?)</w:t>
-      </w:r>
-    </w:p>
-    <w:p>
-      <w:pPr>
-        <w:pStyle w:val="KUTUMBAMeta"/>
-        <w:jc w:val="center"/>
-      </w:pPr>
-      <w:r>
-        <w:t>◆  ◆  ◆</w:t>
-      </w:r>
-    </w:p>
-    <w:p>
-      <w:pPr>
-        <w:pStyle w:val="KUTUMBAMeta"/>
-        <w:jc w:val="center"/>
-      </w:pPr>
-      <w:r>
-        <w:t>◆  ◆  ◆</w:t>
-      </w:r>
-    </w:p>
-    <w:p>
-      <w:r>
-        <w:rPr>
-          <w:b/>
-        </w:rPr>
-        <w:t>3. Why might “regular” (nityaṁ) matter?</w:t>
-      </w:r>
-      <w:r>
-        <w:t xml:space="preserve"> (Write 2–4 sentences. Think Saturday hearing + home practice.)</w:t>
-      </w:r>
-    </w:p>
-    <w:p>
-      <w:pPr>
-        <w:pStyle w:val="KUTUMBAMeta"/>
-        <w:jc w:val="center"/>
-      </w:pPr>
-      <w:r>
-        <w:t>◆  ◆  ◆</w:t>
-      </w:r>
-    </w:p>
-    <w:p>
-      <w:pPr>
-        <w:pStyle w:val="KUTUMBAMeta"/>
-        <w:jc w:val="center"/>
-      </w:pPr>
-      <w:r>
-        <w:t>◆  ◆  ◆</w:t>
-      </w:r>
-    </w:p>
-    <w:p>
-      <w:pPr>
-        <w:pStyle w:val="KUTUMBAMeta"/>
-        <w:jc w:val="center"/>
-      </w:pPr>
-      <w:r>
-        <w:t>◆  ◆  ◆</w:t>
-      </w:r>
-    </w:p>
-    <w:p>
-      <w:r>
-        <w:rPr>
-          <w:b/>
-        </w:rPr>
-        <w:t>4. One question for the facilitator</w:t>
-      </w:r>
-    </w:p>
-    <w:p>
-      <w:pPr>
-        <w:pStyle w:val="KUTUMBAMeta"/>
-        <w:jc w:val="center"/>
-      </w:pPr>
-      <w:r>
-        <w:t>◆  ◆  ◆</w:t>
-      </w:r>
-    </w:p>
-    <w:p>
-      <w:pPr>
-        <w:pStyle w:val="KUTUMBAMeta"/>
-        <w:jc w:val="center"/>
-      </w:pPr>
-      <w:r>
-        <w:t>◆  ◆  ◆</w:t>
-      </w:r>
-    </w:p>
-    <w:p>
-      <w:pPr>
-        <w:pStyle w:val="KUTUMBAMeta"/>
-        <w:jc w:val="center"/>
-      </w:pPr>
-      <w:r>
-        <w:t>◆  ◆  ◆</w:t>
-      </w:r>
-    </w:p>
-    <w:p>
-      <w:pPr>
-        <w:pStyle w:val="Heading2"/>
-      </w:pPr>
-      <w:r>
-        <w:t>Quick checks (optional if time)</w:t>
-      </w:r>
-    </w:p>
-    <w:p>
-      <w:pPr>
-        <w:pStyle w:val="ListBullet"/>
-      </w:pPr>
-      <w:r>
-        <w:t>Does this verse say “Coming on Saturday is enough”? ☐ Yes ☐ No</w:t>
-      </w:r>
-    </w:p>
-    <w:p>
-      <w:pPr>
-        <w:pStyle w:val="ListBullet"/>
-      </w:pPr>
-      <w:r>
-        <w:t>Does this verse say “Alone is always holier than association”? ☐ Yes ☐ No</w:t>
-      </w:r>
-    </w:p>
-    <w:p>
-      <w:pPr>
-        <w:pStyle w:val="ListBullet"/>
-      </w:pPr>
-      <w:r>
-        <w:t>Name two supports named in the teaching meaning: book Bhāgavata and ________________.</w:t>
-      </w:r>
-    </w:p>
-    <w:p>
-      <w:r>
-        <w:rPr>
-          <w:b/>
-        </w:rPr>
-        <w:t>KUTUMBA · Families Growing in Kṛṣṇa Consciousness · C1-W1 · O01 · p. 1</w:t>
-      </w:r>
-    </w:p>
+    <w:tbl>
+      <w:tblPr>
+        <w:tblW w:type="auto" w:w="0"/>
+        <w:tblLook w:firstColumn="1" w:firstRow="1" w:lastColumn="0" w:lastRow="0" w:noHBand="0" w:noVBand="1" w:val="04A0"/>
+        <w:tblBorders>
+          <w:top w:val="single" w:sz="7" w:color="4F7C78"/>
+          <w:left w:val="single" w:sz="7" w:color="4F7C78"/>
+          <w:bottom w:val="single" w:sz="7" w:color="4F7C78"/>
+          <w:right w:val="single" w:sz="7" w:color="4F7C78"/>
+          <w:insideH w:val="single" w:sz="7" w:color="4F7C78"/>
+          <w:insideV w:val="single" w:sz="7" w:color="4F7C78"/>
+        </w:tblBorders>
+      </w:tblPr>
+      <w:tblGrid>
+        <w:gridCol w:w="9936"/>
+      </w:tblGrid>
+      <w:tr>
+        <w:tc>
+          <w:tcPr>
+            <w:tcW w:type="dxa" w:w="9936"/>
+          </w:tcPr>
+          <w:p>
+            <w:r>
+              <w:rPr>
+                <w:b/>
+              </w:rPr>
+              <w:t>Repeated-practice words I notice:</w:t>
+            </w:r>
+          </w:p>
+          <w:p>
+            <w:r>
+              <w:t>________________________________________________________________</w:t>
+            </w:r>
+          </w:p>
+        </w:tc>
+      </w:tr>
+      <w:tr>
+        <w:tc>
+          <w:tcPr>
+            <w:tcW w:type="dxa" w:w="9936"/>
+          </w:tcPr>
+          <w:p>
+            <w:r>
+              <w:rPr>
+                <w:b/>
+              </w:rPr>
+              <w:t>What result is described?</w:t>
+            </w:r>
+          </w:p>
+          <w:p>
+            <w:r>
+              <w:t>________________________________________________________________</w:t>
+            </w:r>
+          </w:p>
+        </w:tc>
+      </w:tr>
+      <w:tr>
+        <w:tc>
+          <w:tcPr>
+            <w:tcW w:type="dxa" w:w="9936"/>
+          </w:tcPr>
+          <w:p>
+            <w:r>
+              <w:rPr>
+                <w:b/>
+              </w:rPr>
+              <w:t>Why might regular (nityaṁ) matter for a family?</w:t>
+            </w:r>
+          </w:p>
+          <w:p>
+            <w:r>
+              <w:t>________________________________________________________________</w:t>
+            </w:r>
+          </w:p>
+        </w:tc>
+      </w:tr>
+      <w:tr>
+        <w:tc>
+          <w:tcPr>
+            <w:tcW w:type="dxa" w:w="9936"/>
+          </w:tcPr>
+          <w:p>
+            <w:r>
+              <w:rPr>
+                <w:b/>
+              </w:rPr>
+              <w:t>One question for the facilitator:</w:t>
+            </w:r>
+          </w:p>
+          <w:p>
+            <w:r>
+              <w:t>________________________________________________________________</w:t>
+            </w:r>
+          </w:p>
+        </w:tc>
+      </w:tr>
+    </w:tbl>
     <w:p>
       <w:r>
         <w:br w:type="page"/>
@@ -2142,360 +2028,414 @@
         <w:pStyle w:val="Heading1"/>
       </w:pPr>
       <w:r>
-        <w:t>C1-W1 · O02 · KUTUMBA Is / Is Not Sort</w:t>
+        <w:t>O02 — KUTUMBA Is / Is Not Sort</w:t>
       </w:r>
     </w:p>
+    <w:tbl>
+      <w:tblPr>
+        <w:tblW w:type="auto" w:w="0"/>
+        <w:tblLook w:firstColumn="1" w:firstRow="1" w:lastColumn="0" w:lastRow="0" w:noHBand="0" w:noVBand="1" w:val="04A0"/>
+        <w:tblBorders>
+          <w:top w:val="single" w:sz="10" w:color="5B1933"/>
+          <w:left w:val="single" w:sz="10" w:color="5B1933"/>
+          <w:bottom w:val="single" w:sz="10" w:color="5B1933"/>
+          <w:right w:val="single" w:sz="10" w:color="5B1933"/>
+          <w:insideH w:val="single" w:sz="10" w:color="5B1933"/>
+          <w:insideV w:val="single" w:sz="10" w:color="5B1933"/>
+        </w:tblBorders>
+      </w:tblPr>
+      <w:tblGrid>
+        <w:gridCol w:w="4968"/>
+        <w:gridCol w:w="4968"/>
+      </w:tblGrid>
+      <w:tr>
+        <w:tc>
+          <w:tcPr>
+            <w:tcW w:type="dxa" w:w="4968"/>
+          </w:tcPr>
+          <w:p>
+            <w:pPr>
+              <w:jc w:val="center"/>
+            </w:pPr>
+            <w:r>
+              <w:rPr>
+                <w:b/>
+                <w:color w:val="5B1933"/>
+                <w:sz w:val="48"/>
+              </w:rPr>
+              <w:t>KUTUMBA IS</w:t>
+            </w:r>
+          </w:p>
+        </w:tc>
+        <w:tc>
+          <w:tcPr>
+            <w:tcW w:type="dxa" w:w="4968"/>
+          </w:tcPr>
+          <w:p>
+            <w:pPr>
+              <w:jc w:val="center"/>
+            </w:pPr>
+            <w:r>
+              <w:rPr>
+                <w:b/>
+                <w:color w:val="5B1933"/>
+                <w:sz w:val="48"/>
+              </w:rPr>
+              <w:t>KUTUMBA IS NOT</w:t>
+            </w:r>
+          </w:p>
+        </w:tc>
+      </w:tr>
+    </w:tbl>
     <w:p>
-      <w:pPr>
-        <w:pStyle w:val="KUTUMBARights"/>
-      </w:pPr>
       <w:r>
-        <w:t>Canonical source: 11-weekly-program-library/first-six-months/c1-w1-what-is-kutumba-and-why-are-we-here/activities/v12_2-older/O02-KUTUMBA-IS-IS-NOT-SORT.md  •  SHA-256: fcb173d1f999add7199317c4e08019aca4a095cc62a2d7b6fd06e91db6f8c9b7</w:t>
+        <w:br w:type="page"/>
       </w:r>
     </w:p>
-    <w:p>
-      <w:r>
-        <w:rPr>
-          <w:b/>
-        </w:rPr>
-        <w:t>Print:</w:t>
-      </w:r>
-      <w:r>
-        <w:t xml:space="preserve"> US Letter · cut 12 cards + 2 header mats </w:t>
-      </w:r>
-      <w:r>
-        <w:rPr>
-          <w:b/>
-        </w:rPr>
-        <w:t>Use:</w:t>
-      </w:r>
-      <w:r>
-        <w:t xml:space="preserve"> Grades 4–5 small groups · match each card under IS or IS NOT</w:t>
-      </w:r>
-    </w:p>
-    <w:p>
-      <w:pPr>
-        <w:pStyle w:val="KUTUMBAMeta"/>
+    <w:tbl>
+      <w:tblPr>
+        <w:tblW w:type="auto" w:w="0"/>
         <w:jc w:val="center"/>
-      </w:pPr>
-      <w:r>
-        <w:t>◆  ◆  ◆</w:t>
-      </w:r>
-    </w:p>
-    <w:p>
-      <w:pPr>
-        <w:pStyle w:val="Heading2"/>
-      </w:pPr>
-      <w:r>
-        <w:t>Header mats</w:t>
-      </w:r>
-    </w:p>
-    <w:p>
-      <w:r>
-        <w:t>``` ✂ ======================== CUT ======================== ✂</w:t>
-      </w:r>
-    </w:p>
-    <w:p>
-      <w:r>
-        <w:t>┌────────────────────────────────┐  ┌────────────────────────────────┐ │                                │  │                                │ │         KUTUMBA IS             │  │       KUTUMBA IS NOT           │ │                                │  │                                │ └────────────────────────────────┘  └────────────────────────────────┘</w:t>
-      </w:r>
-    </w:p>
-    <w:p>
-      <w:r>
-        <w:t>✂ ======================== CUT ======================== ✂ ```</w:t>
-      </w:r>
-    </w:p>
-    <w:p>
-      <w:r>
-        <w:rPr>
-          <w:b/>
-        </w:rPr>
-        <w:t>KUTUMBA · C1-W1 Older · O02 Mats · p. 1</w:t>
-      </w:r>
-    </w:p>
-    <w:p>
-      <w:r>
-        <w:t>&lt;div style="page-break-after: always;"&gt;&lt;/div&gt;</w:t>
-      </w:r>
-    </w:p>
-    <w:p>
-      <w:pPr>
-        <w:pStyle w:val="KUTUMBAMeta"/>
-        <w:jc w:val="center"/>
-      </w:pPr>
-      <w:r>
-        <w:t>◆  ◆  ◆</w:t>
-      </w:r>
-    </w:p>
-    <w:p>
-      <w:pPr>
-        <w:pStyle w:val="Heading2"/>
-      </w:pPr>
-      <w:r>
-        <w:t>Cards 1–6</w:t>
-      </w:r>
-    </w:p>
-    <w:p>
-      <w:r>
-        <w:t>``` ✂ ======================== CUT ======================== ✂</w:t>
-      </w:r>
-    </w:p>
-    <w:p>
-      <w:r>
-        <w:t>┌──────────────────────────────┐  ┌──────────────────────────────┐ │  Family formation — parents  │  │  Drop-off babysitting while  │ │  and children learning       │  │  parents leave the program.  │ │  together.                   │  │                              │ └──────────────────────────────┘  └──────────────────────────────┘</w:t>
-      </w:r>
-    </w:p>
-    <w:p>
-      <w:r>
-        <w:t>✂ ======================== CUT ======================== ✂</w:t>
-      </w:r>
-    </w:p>
-    <w:p>
-      <w:r>
-        <w:t>┌──────────────────────────────┐  ┌──────────────────────────────┐ │  Supports temple life and    │  │  A replacement for temple    │ │  devotee association.        │  │  worship and community.      │ └──────────────────────────────┘  └──────────────────────────────┘</w:t>
-      </w:r>
-    </w:p>
-    <w:p>
-      <w:r>
-        <w:t>✂ ======================== CUT ======================== ✂</w:t>
-      </w:r>
-    </w:p>
-    <w:p>
-      <w:r>
-        <w:t>┌──────────────────────────────┐  ┌──────────────────────────────┐ │  Parents participate and     │  │  Competition to see who is   │ │  remain onsite on Saturday.  │  │  “more spiritual.”           │ └──────────────────────────────┘  └──────────────────────────────┘</w:t>
-      </w:r>
-    </w:p>
-    <w:p>
-      <w:r>
-        <w:t>✂ ======================== CUT ======================== ✂ ```</w:t>
-      </w:r>
-    </w:p>
-    <w:p>
-      <w:r>
-        <w:rPr>
-          <w:b/>
-        </w:rPr>
-        <w:t>KUTUMBA · C1-W1 Older · O02 · p. 2</w:t>
-      </w:r>
-    </w:p>
-    <w:p>
-      <w:r>
-        <w:t>&lt;div style="page-break-after: always;"&gt;&lt;/div&gt;</w:t>
-      </w:r>
-    </w:p>
-    <w:p>
-      <w:pPr>
-        <w:pStyle w:val="KUTUMBAMeta"/>
-        <w:jc w:val="center"/>
-      </w:pPr>
-      <w:r>
-        <w:t>◆  ◆  ◆</w:t>
-      </w:r>
-    </w:p>
-    <w:p>
-      <w:pPr>
-        <w:pStyle w:val="Heading2"/>
-      </w:pPr>
-      <w:r>
-        <w:t>Cards 7–12</w:t>
-      </w:r>
-    </w:p>
-    <w:p>
-      <w:r>
-        <w:t>``` ✂ ======================== CUT ======================== ✂</w:t>
-      </w:r>
-    </w:p>
-    <w:p>
-      <w:r>
-        <w:t>┌──────────────────────────────┐  ┌──────────────────────────────┐ │  Small home practice that    │  │  A public sādhana            │ │  waters what we hear.        │  │  leaderboard.                │ └──────────────────────────────┘  └──────────────────────────────┘</w:t>
-      </w:r>
-    </w:p>
-    <w:p>
-      <w:r>
-        <w:t>✂ ======================== CUT ======================== ✂</w:t>
-      </w:r>
-    </w:p>
-    <w:p>
-      <w:r>
-        <w:t>┌──────────────────────────────┐  ┌──────────────────────────────┐ │  Respectful correction —     │  │  Initiation or temple        │ │  calm, private when needed.  │  │  certification.              │ └──────────────────────────────┘  └──────────────────────────────┘</w:t>
-      </w:r>
-    </w:p>
-    <w:p>
-      <w:r>
-        <w:t>✂ ======================== CUT ======================== ✂</w:t>
-      </w:r>
-    </w:p>
-    <w:p>
-      <w:r>
-        <w:t>┌──────────────────────────────┐  ┌──────────────────────────────┐ │  Source-based learning from  │  │  A place to invent           │ │  śāstra and approved guides. │  │  philosophy without sources. │ └──────────────────────────────┘  └──────────────────────────────┘</w:t>
-      </w:r>
-    </w:p>
-    <w:p>
-      <w:r>
-        <w:t>✂ ======================== CUT ======================== ✂ ```</w:t>
-      </w:r>
-    </w:p>
-    <w:p>
-      <w:r>
-        <w:rPr>
-          <w:b/>
-        </w:rPr>
-        <w:t>KUTUMBA · C1-W1 Older · O02 · p. 3</w:t>
-      </w:r>
-    </w:p>
-    <w:p>
-      <w:r>
-        <w:t>&lt;div style="page-break-after: always;"&gt;&lt;/div&gt;</w:t>
-      </w:r>
-    </w:p>
-    <w:p>
-      <w:pPr>
-        <w:pStyle w:val="KUTUMBAMeta"/>
-        <w:jc w:val="center"/>
-      </w:pPr>
-      <w:r>
-        <w:t>◆  ◆  ◆</w:t>
-      </w:r>
-    </w:p>
-    <w:p>
-      <w:pPr>
-        <w:pStyle w:val="Heading2"/>
-      </w:pPr>
-      <w:r>
-        <w:t>Teacher answer key</w:t>
-      </w:r>
-    </w:p>
-    <w:p>
-      <w:pPr>
-        <w:pStyle w:val="Heading3"/>
-      </w:pPr>
-      <w:r>
-        <w:t>KUTUMBA IS</w:t>
-      </w:r>
-    </w:p>
-    <w:p>
-      <w:pPr>
-        <w:pStyle w:val="ListNumber"/>
-      </w:pPr>
-      <w:r>
-        <w:t>Family formation — parents and children learning together.</w:t>
-      </w:r>
-    </w:p>
-    <w:p>
-      <w:pPr>
-        <w:pStyle w:val="ListNumber"/>
-      </w:pPr>
-      <w:r>
-        <w:t>Supports temple life and devotee association.</w:t>
-      </w:r>
-    </w:p>
-    <w:p>
-      <w:pPr>
-        <w:pStyle w:val="ListNumber"/>
-      </w:pPr>
-      <w:r>
-        <w:t>Parents participate and remain onsite on Saturday.</w:t>
-      </w:r>
-    </w:p>
-    <w:p>
-      <w:pPr>
-        <w:pStyle w:val="ListNumber"/>
-      </w:pPr>
-      <w:r>
-        <w:t>Small home practice that waters what we hear.</w:t>
-      </w:r>
-    </w:p>
-    <w:p>
-      <w:pPr>
-        <w:pStyle w:val="ListNumber"/>
-      </w:pPr>
-      <w:r>
-        <w:t>Respectful correction — calm, private when needed.</w:t>
-      </w:r>
-    </w:p>
-    <w:p>
-      <w:pPr>
-        <w:pStyle w:val="ListNumber"/>
-      </w:pPr>
-      <w:r>
-        <w:t>Source-based learning from śāstra and approved guides.</w:t>
-      </w:r>
-    </w:p>
-    <w:p>
-      <w:pPr>
-        <w:pStyle w:val="Heading3"/>
-      </w:pPr>
-      <w:r>
-        <w:t>KUTUMBA IS NOT</w:t>
-      </w:r>
-    </w:p>
-    <w:p>
-      <w:pPr>
-        <w:pStyle w:val="ListNumber"/>
-      </w:pPr>
-      <w:r>
-        <w:t>Drop-off babysitting while parents leave the program.</w:t>
-      </w:r>
-    </w:p>
-    <w:p>
-      <w:pPr>
-        <w:pStyle w:val="ListNumber"/>
-      </w:pPr>
-      <w:r>
-        <w:t>A replacement for temple worship and community.</w:t>
-      </w:r>
-    </w:p>
-    <w:p>
-      <w:pPr>
-        <w:pStyle w:val="ListNumber"/>
-      </w:pPr>
-      <w:r>
-        <w:t>Competition to see who is “more spiritual.”</w:t>
-      </w:r>
-    </w:p>
-    <w:p>
-      <w:pPr>
-        <w:pStyle w:val="ListNumber"/>
-      </w:pPr>
-      <w:r>
-        <w:t>A public sādhana leaderboard.</w:t>
-      </w:r>
-    </w:p>
-    <w:p>
-      <w:pPr>
-        <w:pStyle w:val="ListNumber"/>
-      </w:pPr>
-      <w:r>
-        <w:t>Initiation or temple certification.</w:t>
-      </w:r>
-    </w:p>
-    <w:p>
-      <w:pPr>
-        <w:pStyle w:val="ListNumber"/>
-      </w:pPr>
-      <w:r>
-        <w:t>A place to invent philosophy without sources.</w:t>
-      </w:r>
-    </w:p>
-    <w:p>
-      <w:r>
-        <w:rPr>
-          <w:b/>
-        </w:rPr>
-        <w:t>Discussion line:</w:t>
-      </w:r>
-      <w:r>
-        <w:t xml:space="preserve"> Why does “supports temple life” matter for ŚB 1.2.18’s call to regular Bhāgavata service and association?</w:t>
-      </w:r>
-    </w:p>
-    <w:p>
-      <w:r>
-        <w:rPr>
-          <w:b/>
-        </w:rPr>
-        <w:t>KUTUMBA · Families Growing in Kṛṣṇa Consciousness · C1-W1 · O02 Answer Key · p. 4</w:t>
-      </w:r>
-    </w:p>
+        <w:tblLayout w:type="fixed"/>
+        <w:tblLook w:firstColumn="1" w:firstRow="1" w:lastColumn="0" w:lastRow="0" w:noHBand="0" w:noVBand="1" w:val="04A0"/>
+        <w:tblBorders>
+          <w:top w:val="single" w:sz="9" w:color="4F7C78"/>
+          <w:left w:val="single" w:sz="9" w:color="4F7C78"/>
+          <w:bottom w:val="single" w:sz="9" w:color="4F7C78"/>
+          <w:right w:val="single" w:sz="9" w:color="4F7C78"/>
+          <w:insideH w:val="single" w:sz="9" w:color="4F7C78"/>
+          <w:insideV w:val="single" w:sz="9" w:color="4F7C78"/>
+        </w:tblBorders>
+      </w:tblPr>
+      <w:tblGrid>
+        <w:gridCol w:w="4968"/>
+        <w:gridCol w:w="4968"/>
+      </w:tblGrid>
+      <w:tr>
+        <w:tc>
+          <w:tcPr>
+            <w:tcW w:type="dxa" w:w="4752"/>
+            <w:vAlign w:val="center"/>
+          </w:tcPr>
+          <w:p>
+            <w:pPr>
+              <w:spacing w:before="280" w:after="280"/>
+              <w:jc w:val="center"/>
+            </w:pPr>
+            <w:r>
+              <w:rPr>
+                <w:b/>
+                <w:color w:val="5B1933"/>
+              </w:rPr>
+              <w:t>CARD 1</w:t>
+              <w:br/>
+            </w:r>
+            <w:r>
+              <w:rPr>
+                <w:sz w:val="26"/>
+              </w:rPr>
+              <w:t>family formation</w:t>
+            </w:r>
+          </w:p>
+        </w:tc>
+        <w:tc>
+          <w:tcPr>
+            <w:tcW w:type="dxa" w:w="4752"/>
+            <w:vAlign w:val="center"/>
+          </w:tcPr>
+          <w:p>
+            <w:pPr>
+              <w:spacing w:before="280" w:after="280"/>
+              <w:jc w:val="center"/>
+            </w:pPr>
+            <w:r>
+              <w:rPr>
+                <w:b/>
+                <w:color w:val="5B1933"/>
+              </w:rPr>
+              <w:t>CARD 2</w:t>
+              <w:br/>
+            </w:r>
+            <w:r>
+              <w:rPr>
+                <w:sz w:val="26"/>
+              </w:rPr>
+              <w:t>drop-off babysitting</w:t>
+            </w:r>
+          </w:p>
+        </w:tc>
+      </w:tr>
+      <w:tr>
+        <w:tc>
+          <w:tcPr>
+            <w:tcW w:type="dxa" w:w="4752"/>
+            <w:vAlign w:val="center"/>
+          </w:tcPr>
+          <w:p>
+            <w:pPr>
+              <w:spacing w:before="280" w:after="280"/>
+              <w:jc w:val="center"/>
+            </w:pPr>
+            <w:r>
+              <w:rPr>
+                <w:b/>
+                <w:color w:val="5B1933"/>
+              </w:rPr>
+              <w:t>CARD 3</w:t>
+              <w:br/>
+            </w:r>
+            <w:r>
+              <w:rPr>
+                <w:sz w:val="26"/>
+              </w:rPr>
+              <w:t>supports temple life</w:t>
+            </w:r>
+          </w:p>
+        </w:tc>
+        <w:tc>
+          <w:tcPr>
+            <w:tcW w:type="dxa" w:w="4752"/>
+            <w:vAlign w:val="center"/>
+          </w:tcPr>
+          <w:p>
+            <w:pPr>
+              <w:spacing w:before="280" w:after="280"/>
+              <w:jc w:val="center"/>
+            </w:pPr>
+            <w:r>
+              <w:rPr>
+                <w:b/>
+                <w:color w:val="5B1933"/>
+              </w:rPr>
+              <w:t>CARD 4</w:t>
+              <w:br/>
+            </w:r>
+            <w:r>
+              <w:rPr>
+                <w:sz w:val="26"/>
+              </w:rPr>
+              <w:t>replacement temple</w:t>
+            </w:r>
+          </w:p>
+        </w:tc>
+      </w:tr>
+      <w:tr>
+        <w:tc>
+          <w:tcPr>
+            <w:tcW w:type="dxa" w:w="4752"/>
+            <w:vAlign w:val="center"/>
+          </w:tcPr>
+          <w:p>
+            <w:pPr>
+              <w:spacing w:before="280" w:after="280"/>
+              <w:jc w:val="center"/>
+            </w:pPr>
+            <w:r>
+              <w:rPr>
+                <w:b/>
+                <w:color w:val="5B1933"/>
+              </w:rPr>
+              <w:t>CARD 5</w:t>
+              <w:br/>
+            </w:r>
+            <w:r>
+              <w:rPr>
+                <w:sz w:val="26"/>
+              </w:rPr>
+              <w:t>parents participate</w:t>
+            </w:r>
+          </w:p>
+        </w:tc>
+        <w:tc>
+          <w:tcPr>
+            <w:tcW w:type="dxa" w:w="4752"/>
+            <w:vAlign w:val="center"/>
+          </w:tcPr>
+          <w:p>
+            <w:pPr>
+              <w:spacing w:before="280" w:after="280"/>
+              <w:jc w:val="center"/>
+            </w:pPr>
+            <w:r>
+              <w:rPr>
+                <w:b/>
+                <w:color w:val="5B1933"/>
+              </w:rPr>
+              <w:t>CARD 6</w:t>
+              <w:br/>
+            </w:r>
+            <w:r>
+              <w:rPr>
+                <w:sz w:val="26"/>
+              </w:rPr>
+              <w:t>competition</w:t>
+            </w:r>
+          </w:p>
+        </w:tc>
+      </w:tr>
+      <w:tr>
+        <w:tc>
+          <w:tcPr>
+            <w:tcW w:type="dxa" w:w="4752"/>
+            <w:vAlign w:val="center"/>
+          </w:tcPr>
+          <w:p>
+            <w:pPr>
+              <w:spacing w:before="280" w:after="280"/>
+              <w:jc w:val="center"/>
+            </w:pPr>
+            <w:r>
+              <w:rPr>
+                <w:b/>
+                <w:color w:val="5B1933"/>
+              </w:rPr>
+              <w:t>CARD 7</w:t>
+              <w:br/>
+            </w:r>
+            <w:r>
+              <w:rPr>
+                <w:sz w:val="26"/>
+              </w:rPr>
+              <w:t>small home practice</w:t>
+            </w:r>
+          </w:p>
+        </w:tc>
+        <w:tc>
+          <w:tcPr>
+            <w:tcW w:type="dxa" w:w="4752"/>
+            <w:vAlign w:val="center"/>
+          </w:tcPr>
+          <w:p>
+            <w:pPr>
+              <w:spacing w:before="280" w:after="280"/>
+              <w:jc w:val="center"/>
+            </w:pPr>
+            <w:r>
+              <w:rPr>
+                <w:b/>
+                <w:color w:val="5B1933"/>
+              </w:rPr>
+              <w:t>CARD 8</w:t>
+              <w:br/>
+            </w:r>
+            <w:r>
+              <w:rPr>
+                <w:sz w:val="26"/>
+              </w:rPr>
+              <w:t>public sādhana leaderboard</w:t>
+            </w:r>
+          </w:p>
+        </w:tc>
+      </w:tr>
+      <w:tr>
+        <w:tc>
+          <w:tcPr>
+            <w:tcW w:type="dxa" w:w="4752"/>
+            <w:vAlign w:val="center"/>
+          </w:tcPr>
+          <w:p>
+            <w:pPr>
+              <w:spacing w:before="280" w:after="280"/>
+              <w:jc w:val="center"/>
+            </w:pPr>
+            <w:r>
+              <w:rPr>
+                <w:b/>
+                <w:color w:val="5B1933"/>
+              </w:rPr>
+              <w:t>CARD 9</w:t>
+              <w:br/>
+            </w:r>
+            <w:r>
+              <w:rPr>
+                <w:sz w:val="26"/>
+              </w:rPr>
+              <w:t>respectful correction</w:t>
+            </w:r>
+          </w:p>
+        </w:tc>
+        <w:tc>
+          <w:tcPr>
+            <w:tcW w:type="dxa" w:w="4752"/>
+            <w:vAlign w:val="center"/>
+          </w:tcPr>
+          <w:p>
+            <w:pPr>
+              <w:spacing w:before="280" w:after="280"/>
+              <w:jc w:val="center"/>
+            </w:pPr>
+            <w:r>
+              <w:rPr>
+                <w:b/>
+                <w:color w:val="5B1933"/>
+              </w:rPr>
+              <w:t>CARD 10</w:t>
+              <w:br/>
+            </w:r>
+            <w:r>
+              <w:rPr>
+                <w:sz w:val="26"/>
+              </w:rPr>
+              <w:t>initiation or certification</w:t>
+            </w:r>
+          </w:p>
+        </w:tc>
+      </w:tr>
+      <w:tr>
+        <w:tc>
+          <w:tcPr>
+            <w:tcW w:type="dxa" w:w="4752"/>
+            <w:vAlign w:val="center"/>
+          </w:tcPr>
+          <w:p>
+            <w:pPr>
+              <w:spacing w:before="280" w:after="280"/>
+              <w:jc w:val="center"/>
+            </w:pPr>
+            <w:r>
+              <w:rPr>
+                <w:b/>
+                <w:color w:val="5B1933"/>
+              </w:rPr>
+              <w:t>CARD 11</w:t>
+              <w:br/>
+            </w:r>
+            <w:r>
+              <w:rPr>
+                <w:sz w:val="26"/>
+              </w:rPr>
+              <w:t>source-based learning</w:t>
+            </w:r>
+          </w:p>
+        </w:tc>
+        <w:tc>
+          <w:tcPr>
+            <w:tcW w:type="dxa" w:w="4752"/>
+            <w:vAlign w:val="center"/>
+          </w:tcPr>
+          <w:p>
+            <w:pPr>
+              <w:spacing w:before="280" w:after="280"/>
+              <w:jc w:val="center"/>
+            </w:pPr>
+            <w:r>
+              <w:rPr>
+                <w:b/>
+                <w:color w:val="5B1933"/>
+              </w:rPr>
+              <w:t>CARD 12</w:t>
+              <w:br/>
+            </w:r>
+            <w:r>
+              <w:rPr>
+                <w:sz w:val="26"/>
+              </w:rPr>
+              <w:t>place to invent philosophy</w:t>
+            </w:r>
+          </w:p>
+        </w:tc>
+      </w:tr>
+    </w:tbl>
     <w:p>
       <w:r>
         <w:br w:type="page"/>
@@ -2503,250 +2443,23 @@
     </w:p>
     <w:p>
       <w:pPr>
-        <w:pStyle w:val="Heading1"/>
+        <w:jc w:val="center"/>
       </w:pPr>
       <w:r>
-        <w:t>C1-W1 · O03 · Six-Purpose Challenge</w:t>
+        <w:rPr>
+          <w:b/>
+          <w:color w:val="5B1933"/>
+          <w:sz w:val="60"/>
+        </w:rPr>
+        <w:t>TEACHER-ONLY</w:t>
       </w:r>
     </w:p>
     <w:p>
       <w:pPr>
-        <w:pStyle w:val="KUTUMBARights"/>
+        <w:pStyle w:val="Heading1"/>
       </w:pPr>
       <w:r>
-        <w:t>Canonical source: 11-weekly-program-library/first-six-months/c1-w1-what-is-kutumba-and-why-are-we-here/activities/v12_2-older/O03-SIX-PURPOSE-CHALLENGE.md  •  SHA-256: e78d10793b6591592c838c75724c99ee366d20b92f4fc3826d1977da20d44cc6</w:t>
-      </w:r>
-    </w:p>
-    <w:p>
-      <w:r>
-        <w:rPr>
-          <w:b/>
-        </w:rPr>
-        <w:t>Print:</w:t>
-      </w:r>
-      <w:r>
-        <w:t xml:space="preserve"> US Letter · cut 6 purpose cards + 12 example cards </w:t>
-      </w:r>
-      <w:r>
-        <w:rPr>
-          <w:b/>
-        </w:rPr>
-        <w:t>Use:</w:t>
-      </w:r>
-      <w:r>
-        <w:t xml:space="preserve"> Match each example to one purpose · Grades 4–5</w:t>
-      </w:r>
-    </w:p>
-    <w:p>
-      <w:pPr>
-        <w:pStyle w:val="KUTUMBAMeta"/>
-        <w:jc w:val="center"/>
-      </w:pPr>
-      <w:r>
-        <w:t>◆  ◆  ◆</w:t>
-      </w:r>
-    </w:p>
-    <w:p>
-      <w:pPr>
-        <w:pStyle w:val="Heading2"/>
-      </w:pPr>
-      <w:r>
-        <w:t>Six purpose cards</w:t>
-      </w:r>
-    </w:p>
-    <w:p>
-      <w:r>
-        <w:t>``` ✂ ======================== CUT ======================== ✂</w:t>
-      </w:r>
-    </w:p>
-    <w:p>
-      <w:r>
-        <w:t>┌──────────────────────────────┐  ┌──────────────────────────────┐ │  PURPOSE 1                   │  │  PURPOSE 2                   │ │  Home chanting / hearing     │  │  Temple service /            │ │                              │  │  association                 │ └──────────────────────────────┘  └──────────────────────────────┘</w:t>
-      </w:r>
-    </w:p>
-    <w:p>
-      <w:r>
-        <w:t>✂ ======================== CUT ======================== ✂</w:t>
-      </w:r>
-    </w:p>
-    <w:p>
-      <w:r>
-        <w:t>┌──────────────────────────────┐  ┌──────────────────────────────┐ │  PURPOSE 3                   │  │  PURPOSE 4                   │ │  Respectful family           │  │  Festival participation      │ │  correction                  │  │                              │ └──────────────────────────────┘  └──────────────────────────────┘</w:t>
-      </w:r>
-    </w:p>
-    <w:p>
-      <w:r>
-        <w:t>✂ ======================== CUT ======================== ✂</w:t>
-      </w:r>
-    </w:p>
-    <w:p>
-      <w:r>
-        <w:t>┌──────────────────────────────┐  ┌──────────────────────────────┐ │  PURPOSE 5                   │  │  PURPOSE 6                   │ │  Study readiness /           │  │  Family cooperation /        │ │  source discipline           │  │  service                     │ └──────────────────────────────┘  └──────────────────────────────┘</w:t>
-      </w:r>
-    </w:p>
-    <w:p>
-      <w:r>
-        <w:t>✂ ======================== CUT ======================== ✂ ```</w:t>
-      </w:r>
-    </w:p>
-    <w:p>
-      <w:r>
-        <w:rPr>
-          <w:b/>
-        </w:rPr>
-        <w:t>KUTUMBA · C1-W1 Older · O03 Purposes · p. 1</w:t>
-      </w:r>
-    </w:p>
-    <w:p>
-      <w:r>
-        <w:t>&lt;div style="page-break-after: always;"&gt;&lt;/div&gt;</w:t>
-      </w:r>
-    </w:p>
-    <w:p>
-      <w:pPr>
-        <w:pStyle w:val="KUTUMBAMeta"/>
-        <w:jc w:val="center"/>
-      </w:pPr>
-      <w:r>
-        <w:t>◆  ◆  ◆</w:t>
-      </w:r>
-    </w:p>
-    <w:p>
-      <w:pPr>
-        <w:pStyle w:val="Heading2"/>
-      </w:pPr>
-      <w:r>
-        <w:t>Example cards 1–6</w:t>
-      </w:r>
-    </w:p>
-    <w:p>
-      <w:r>
-        <w:t>``` ✂ ======================== CUT ======================== ✂</w:t>
-      </w:r>
-    </w:p>
-    <w:p>
-      <w:r>
-        <w:t>┌──────────────────────────────┐  ┌──────────────────────────────┐ │  E1  After dinner we chant   │  │  E2  We help set up chairs   │ │  three mahā-mantras together.│  │  for Saturday kīrtana at the │ │                              │  │  temple.                     │ └──────────────────────────────┘  └──────────────────────────────┘</w:t>
-      </w:r>
-    </w:p>
-    <w:p>
-      <w:r>
-        <w:t>✂ ======================== CUT ======================== ✂</w:t>
-      </w:r>
-    </w:p>
-    <w:p>
-      <w:r>
-        <w:t>┌──────────────────────────────┐  ┌──────────────────────────────┐ │  E3  A parent corrects a     │  │  E4  Our family joins        │ │  child calmly in a quiet     │  │  Janmāṣṭamī or another       │ │  space, not by public shame. │  │  festival with service.      │ └──────────────────────────────┘  └──────────────────────────────┘</w:t>
-      </w:r>
-    </w:p>
-    <w:p>
-      <w:r>
-        <w:t>✂ ======================== CUT ======================== ✂</w:t>
-      </w:r>
-    </w:p>
-    <w:p>
-      <w:r>
-        <w:t>┌──────────────────────────────┐  ┌──────────────────────────────┐ │  E5  Before class we open    │  │  E6  Siblings share clean-up │ │  the verse link and check    │  │  jobs without arguing.       │ │  the source.                 │  │                              │ └──────────────────────────────┘  └──────────────────────────────┘</w:t>
-      </w:r>
-    </w:p>
-    <w:p>
-      <w:r>
-        <w:t>✂ ======================== CUT ======================== ✂ ```</w:t>
-      </w:r>
-    </w:p>
-    <w:p>
-      <w:r>
-        <w:rPr>
-          <w:b/>
-        </w:rPr>
-        <w:t>KUTUMBA · C1-W1 Older · O03 Examples A · p. 2</w:t>
-      </w:r>
-    </w:p>
-    <w:p>
-      <w:r>
-        <w:t>&lt;div style="page-break-after: always;"&gt;&lt;/div&gt;</w:t>
-      </w:r>
-    </w:p>
-    <w:p>
-      <w:pPr>
-        <w:pStyle w:val="KUTUMBAMeta"/>
-        <w:jc w:val="center"/>
-      </w:pPr>
-      <w:r>
-        <w:t>◆  ◆  ◆</w:t>
-      </w:r>
-    </w:p>
-    <w:p>
-      <w:pPr>
-        <w:pStyle w:val="Heading2"/>
-      </w:pPr>
-      <w:r>
-        <w:t>Example cards 7–12</w:t>
-      </w:r>
-    </w:p>
-    <w:p>
-      <w:r>
-        <w:t>``` ✂ ======================== CUT ======================== ✂</w:t>
-      </w:r>
-    </w:p>
-    <w:p>
-      <w:r>
-        <w:t>┌──────────────────────────────┐  ┌──────────────────────────────┐ │  E7  A parent reads one      │  │  E8  We greet devotees and   │ │  short Bhāgavata passage at  │  │  stay for association after  │ │  the family reading place.   │  │  the Sunday program.         │ └──────────────────────────────┘  └──────────────────────────────┘</w:t>
-      </w:r>
-    </w:p>
-    <w:p>
-      <w:r>
-        <w:t>✂ ======================== CUT ======================== ✂</w:t>
-      </w:r>
-    </w:p>
-    <w:p>
-      <w:r>
-        <w:t>┌──────────────────────────────┐  ┌──────────────────────────────┐ │  E9  When someone speaks     │  │  E10 We help with prasādam   │ │  harshly, we pause and       │  │  distribution or decorating  │ │  restart with respect.       │  │  for a festival.             │ └──────────────────────────────┘  └──────────────────────────────┘</w:t>
-      </w:r>
-    </w:p>
-    <w:p>
-      <w:r>
-        <w:t>✂ ======================== CUT ======================== ✂</w:t>
-      </w:r>
-    </w:p>
-    <w:p>
-      <w:r>
-        <w:t>┌──────────────────────────────┐  ┌──────────────────────────────┐ │  E11 We write notes from     │  │  E12 Everyone carries one    │ │  the lesson instead of       │  │  bag to the car and thanks   │ │  guessing doctrine.          │  │  the host.                   │ └──────────────────────────────┘  └──────────────────────────────┘</w:t>
-      </w:r>
-    </w:p>
-    <w:p>
-      <w:r>
-        <w:t>✂ ======================== CUT ======================== ✂ ```</w:t>
-      </w:r>
-    </w:p>
-    <w:p>
-      <w:r>
-        <w:rPr>
-          <w:b/>
-        </w:rPr>
-        <w:t>KUTUMBA · C1-W1 Older · O03 Examples B · p. 3</w:t>
-      </w:r>
-    </w:p>
-    <w:p>
-      <w:r>
-        <w:t>&lt;div style="page-break-after: always;"&gt;&lt;/div&gt;</w:t>
-      </w:r>
-    </w:p>
-    <w:p>
-      <w:pPr>
-        <w:pStyle w:val="KUTUMBAMeta"/>
-        <w:jc w:val="center"/>
-      </w:pPr>
-      <w:r>
-        <w:t>◆  ◆  ◆</w:t>
-      </w:r>
-    </w:p>
-    <w:p>
-      <w:pPr>
-        <w:pStyle w:val="Heading2"/>
-      </w:pPr>
-      <w:r>
-        <w:t>Teacher answer key</w:t>
+        <w:t>O02 Answer Key</w:t>
       </w:r>
     </w:p>
     <w:tbl>
@@ -2790,7 +2503,7 @@
                 <w:b/>
                 <w:color w:val="FFFFFF"/>
               </w:rPr>
-              <w:t>Example</w:t>
+              <w:t>Item</w:t>
             </w:r>
           </w:p>
         </w:tc>
@@ -2811,7 +2524,7 @@
                 <w:b/>
                 <w:color w:val="FFFFFF"/>
               </w:rPr>
-              <w:t>Matches purpose</w:t>
+              <w:t>Best match / guidance</w:t>
             </w:r>
           </w:p>
         </w:tc>
@@ -2830,7 +2543,7 @@
           </w:tcPr>
           <w:p>
             <w:r>
-              <w:t>E1 After dinner we chant three mahā-mantras together.</w:t>
+              <w:t>KUTUMBA IS</w:t>
             </w:r>
           </w:p>
         </w:tc>
@@ -2847,7 +2560,7 @@
           </w:tcPr>
           <w:p>
             <w:r>
-              <w:t>**1 Home chanting / hearing**</w:t>
+              <w:t>family formation; supports temple life; parents participate; small home practice; respectful correction; source-based learning</w:t>
             </w:r>
           </w:p>
         </w:tc>
@@ -2867,7 +2580,7 @@
           </w:tcPr>
           <w:p>
             <w:r>
-              <w:t>E2 We help set up chairs for Saturday kīrtana at the temple.</w:t>
+              <w:t>KUTUMBA IS NOT</w:t>
             </w:r>
           </w:p>
         </w:tc>
@@ -2885,7 +2598,691 @@
           </w:tcPr>
           <w:p>
             <w:r>
-              <w:t>**2 Temple service / association**</w:t>
+              <w:t>drop-off babysitting; replacement temple; competition; public sādhana leaderboard; initiation or certification; place to invent philosophy</w:t>
+            </w:r>
+          </w:p>
+        </w:tc>
+      </w:tr>
+    </w:tbl>
+    <w:p>
+      <w:pPr>
+        <w:spacing w:after="40"/>
+      </w:pPr>
+    </w:p>
+    <w:p>
+      <w:r>
+        <w:br w:type="page"/>
+      </w:r>
+    </w:p>
+    <w:p>
+      <w:pPr>
+        <w:pStyle w:val="Heading1"/>
+      </w:pPr>
+      <w:r>
+        <w:t>O03 — Six-Purpose Challenge</w:t>
+      </w:r>
+    </w:p>
+    <w:tbl>
+      <w:tblPr>
+        <w:tblW w:type="auto" w:w="0"/>
+        <w:jc w:val="center"/>
+        <w:tblLayout w:type="fixed"/>
+        <w:tblLook w:firstColumn="1" w:firstRow="1" w:lastColumn="0" w:lastRow="0" w:noHBand="0" w:noVBand="1" w:val="04A0"/>
+        <w:tblBorders>
+          <w:top w:val="single" w:sz="9" w:color="4F7C78"/>
+          <w:left w:val="single" w:sz="9" w:color="4F7C78"/>
+          <w:bottom w:val="single" w:sz="9" w:color="4F7C78"/>
+          <w:right w:val="single" w:sz="9" w:color="4F7C78"/>
+          <w:insideH w:val="single" w:sz="9" w:color="4F7C78"/>
+          <w:insideV w:val="single" w:sz="9" w:color="4F7C78"/>
+        </w:tblBorders>
+      </w:tblPr>
+      <w:tblGrid>
+        <w:gridCol w:w="4968"/>
+        <w:gridCol w:w="4968"/>
+      </w:tblGrid>
+      <w:tr>
+        <w:tc>
+          <w:tcPr>
+            <w:tcW w:type="dxa" w:w="4752"/>
+            <w:vAlign w:val="center"/>
+          </w:tcPr>
+          <w:p>
+            <w:pPr>
+              <w:spacing w:before="280" w:after="280"/>
+              <w:jc w:val="center"/>
+            </w:pPr>
+            <w:r>
+              <w:rPr>
+                <w:b/>
+                <w:color w:val="5B1933"/>
+              </w:rPr>
+              <w:t>PURPOSE 1</w:t>
+              <w:br/>
+            </w:r>
+            <w:r>
+              <w:rPr>
+                <w:sz w:val="26"/>
+              </w:rPr>
+              <w:t>Home chanting / hearing</w:t>
+            </w:r>
+          </w:p>
+        </w:tc>
+        <w:tc>
+          <w:tcPr>
+            <w:tcW w:type="dxa" w:w="4752"/>
+            <w:vAlign w:val="center"/>
+          </w:tcPr>
+          <w:p>
+            <w:pPr>
+              <w:spacing w:before="280" w:after="280"/>
+              <w:jc w:val="center"/>
+            </w:pPr>
+            <w:r>
+              <w:rPr>
+                <w:b/>
+                <w:color w:val="5B1933"/>
+              </w:rPr>
+              <w:t>PURPOSE 2</w:t>
+              <w:br/>
+            </w:r>
+            <w:r>
+              <w:rPr>
+                <w:sz w:val="26"/>
+              </w:rPr>
+              <w:t>Temple service / association</w:t>
+            </w:r>
+          </w:p>
+        </w:tc>
+      </w:tr>
+      <w:tr>
+        <w:tc>
+          <w:tcPr>
+            <w:tcW w:type="dxa" w:w="4752"/>
+            <w:vAlign w:val="center"/>
+          </w:tcPr>
+          <w:p>
+            <w:pPr>
+              <w:spacing w:before="280" w:after="280"/>
+              <w:jc w:val="center"/>
+            </w:pPr>
+            <w:r>
+              <w:rPr>
+                <w:b/>
+                <w:color w:val="5B1933"/>
+              </w:rPr>
+              <w:t>PURPOSE 3</w:t>
+              <w:br/>
+            </w:r>
+            <w:r>
+              <w:rPr>
+                <w:sz w:val="26"/>
+              </w:rPr>
+              <w:t>Respectful family correction</w:t>
+            </w:r>
+          </w:p>
+        </w:tc>
+        <w:tc>
+          <w:tcPr>
+            <w:tcW w:type="dxa" w:w="4752"/>
+            <w:vAlign w:val="center"/>
+          </w:tcPr>
+          <w:p>
+            <w:pPr>
+              <w:spacing w:before="280" w:after="280"/>
+              <w:jc w:val="center"/>
+            </w:pPr>
+            <w:r>
+              <w:rPr>
+                <w:b/>
+                <w:color w:val="5B1933"/>
+              </w:rPr>
+              <w:t>PURPOSE 4</w:t>
+              <w:br/>
+            </w:r>
+            <w:r>
+              <w:rPr>
+                <w:sz w:val="26"/>
+              </w:rPr>
+              <w:t>Festival participation</w:t>
+            </w:r>
+          </w:p>
+        </w:tc>
+      </w:tr>
+      <w:tr>
+        <w:tc>
+          <w:tcPr>
+            <w:tcW w:type="dxa" w:w="4752"/>
+            <w:vAlign w:val="center"/>
+          </w:tcPr>
+          <w:p>
+            <w:pPr>
+              <w:spacing w:before="280" w:after="280"/>
+              <w:jc w:val="center"/>
+            </w:pPr>
+            <w:r>
+              <w:rPr>
+                <w:b/>
+                <w:color w:val="5B1933"/>
+              </w:rPr>
+              <w:t>PURPOSE 5</w:t>
+              <w:br/>
+            </w:r>
+            <w:r>
+              <w:rPr>
+                <w:sz w:val="26"/>
+              </w:rPr>
+              <w:t>Study readiness / source discipline</w:t>
+            </w:r>
+          </w:p>
+        </w:tc>
+        <w:tc>
+          <w:tcPr>
+            <w:tcW w:type="dxa" w:w="4752"/>
+            <w:vAlign w:val="center"/>
+          </w:tcPr>
+          <w:p>
+            <w:pPr>
+              <w:spacing w:before="280" w:after="280"/>
+              <w:jc w:val="center"/>
+            </w:pPr>
+            <w:r>
+              <w:rPr>
+                <w:b/>
+                <w:color w:val="5B1933"/>
+              </w:rPr>
+              <w:t>PURPOSE 6</w:t>
+              <w:br/>
+            </w:r>
+            <w:r>
+              <w:rPr>
+                <w:sz w:val="26"/>
+              </w:rPr>
+              <w:t>Family cooperation / service</w:t>
+            </w:r>
+          </w:p>
+        </w:tc>
+      </w:tr>
+    </w:tbl>
+    <w:p>
+      <w:r>
+        <w:br w:type="page"/>
+      </w:r>
+    </w:p>
+    <w:p>
+      <w:pPr>
+        <w:pStyle w:val="Heading1"/>
+      </w:pPr>
+      <w:r>
+        <w:t>O03 — Example Cards</w:t>
+      </w:r>
+    </w:p>
+    <w:p>
+      <w:pPr>
+        <w:jc w:val="center"/>
+      </w:pPr>
+      <w:r>
+        <w:t>Match each example to one purpose.</w:t>
+      </w:r>
+    </w:p>
+    <w:tbl>
+      <w:tblPr>
+        <w:tblW w:type="auto" w:w="0"/>
+        <w:jc w:val="center"/>
+        <w:tblLayout w:type="fixed"/>
+        <w:tblLook w:firstColumn="1" w:firstRow="1" w:lastColumn="0" w:lastRow="0" w:noHBand="0" w:noVBand="1" w:val="04A0"/>
+        <w:tblBorders>
+          <w:top w:val="single" w:sz="9" w:color="4F7C78"/>
+          <w:left w:val="single" w:sz="9" w:color="4F7C78"/>
+          <w:bottom w:val="single" w:sz="9" w:color="4F7C78"/>
+          <w:right w:val="single" w:sz="9" w:color="4F7C78"/>
+          <w:insideH w:val="single" w:sz="9" w:color="4F7C78"/>
+          <w:insideV w:val="single" w:sz="9" w:color="4F7C78"/>
+        </w:tblBorders>
+      </w:tblPr>
+      <w:tblGrid>
+        <w:gridCol w:w="4968"/>
+        <w:gridCol w:w="4968"/>
+      </w:tblGrid>
+      <w:tr>
+        <w:tc>
+          <w:tcPr>
+            <w:tcW w:type="dxa" w:w="4752"/>
+            <w:vAlign w:val="center"/>
+          </w:tcPr>
+          <w:p>
+            <w:pPr>
+              <w:spacing w:before="280" w:after="280"/>
+              <w:jc w:val="center"/>
+            </w:pPr>
+            <w:r>
+              <w:rPr>
+                <w:b/>
+                <w:color w:val="5B1933"/>
+              </w:rPr>
+              <w:t>E1</w:t>
+              <w:br/>
+            </w:r>
+            <w:r>
+              <w:rPr>
+                <w:sz w:val="26"/>
+              </w:rPr>
+              <w:t>After dinner we chant three mahā-mantras together.</w:t>
+            </w:r>
+          </w:p>
+        </w:tc>
+        <w:tc>
+          <w:tcPr>
+            <w:tcW w:type="dxa" w:w="4752"/>
+            <w:vAlign w:val="center"/>
+          </w:tcPr>
+          <w:p>
+            <w:pPr>
+              <w:spacing w:before="280" w:after="280"/>
+              <w:jc w:val="center"/>
+            </w:pPr>
+            <w:r>
+              <w:rPr>
+                <w:b/>
+                <w:color w:val="5B1933"/>
+              </w:rPr>
+              <w:t>E2</w:t>
+              <w:br/>
+            </w:r>
+            <w:r>
+              <w:rPr>
+                <w:sz w:val="26"/>
+              </w:rPr>
+              <w:t>We help set up chairs for a temple program.</w:t>
+            </w:r>
+          </w:p>
+        </w:tc>
+      </w:tr>
+      <w:tr>
+        <w:tc>
+          <w:tcPr>
+            <w:tcW w:type="dxa" w:w="4752"/>
+            <w:vAlign w:val="center"/>
+          </w:tcPr>
+          <w:p>
+            <w:pPr>
+              <w:spacing w:before="280" w:after="280"/>
+              <w:jc w:val="center"/>
+            </w:pPr>
+            <w:r>
+              <w:rPr>
+                <w:b/>
+                <w:color w:val="5B1933"/>
+              </w:rPr>
+              <w:t>E3</w:t>
+              <w:br/>
+            </w:r>
+            <w:r>
+              <w:rPr>
+                <w:sz w:val="26"/>
+              </w:rPr>
+              <w:t>A parent corrects a child privately with a calm voice.</w:t>
+            </w:r>
+          </w:p>
+        </w:tc>
+        <w:tc>
+          <w:tcPr>
+            <w:tcW w:type="dxa" w:w="4752"/>
+            <w:vAlign w:val="center"/>
+          </w:tcPr>
+          <w:p>
+            <w:pPr>
+              <w:spacing w:before="280" w:after="280"/>
+              <w:jc w:val="center"/>
+            </w:pPr>
+            <w:r>
+              <w:rPr>
+                <w:b/>
+                <w:color w:val="5B1933"/>
+              </w:rPr>
+              <w:t>E4</w:t>
+              <w:br/>
+            </w:r>
+            <w:r>
+              <w:rPr>
+                <w:sz w:val="26"/>
+              </w:rPr>
+              <w:t>Our family joins a festival with service.</w:t>
+            </w:r>
+          </w:p>
+        </w:tc>
+      </w:tr>
+      <w:tr>
+        <w:tc>
+          <w:tcPr>
+            <w:tcW w:type="dxa" w:w="4752"/>
+            <w:vAlign w:val="center"/>
+          </w:tcPr>
+          <w:p>
+            <w:pPr>
+              <w:spacing w:before="280" w:after="280"/>
+              <w:jc w:val="center"/>
+            </w:pPr>
+            <w:r>
+              <w:rPr>
+                <w:b/>
+                <w:color w:val="5B1933"/>
+              </w:rPr>
+              <w:t>E5</w:t>
+              <w:br/>
+            </w:r>
+            <w:r>
+              <w:rPr>
+                <w:sz w:val="26"/>
+              </w:rPr>
+              <w:t>Before teaching, we open the verse link and check the source.</w:t>
+            </w:r>
+          </w:p>
+        </w:tc>
+        <w:tc>
+          <w:tcPr>
+            <w:tcW w:type="dxa" w:w="4752"/>
+            <w:vAlign w:val="center"/>
+          </w:tcPr>
+          <w:p>
+            <w:pPr>
+              <w:spacing w:before="280" w:after="280"/>
+              <w:jc w:val="center"/>
+            </w:pPr>
+            <w:r>
+              <w:rPr>
+                <w:b/>
+                <w:color w:val="5B1933"/>
+              </w:rPr>
+              <w:t>E6</w:t>
+              <w:br/>
+            </w:r>
+            <w:r>
+              <w:rPr>
+                <w:sz w:val="26"/>
+              </w:rPr>
+              <w:t>Siblings share clean-up jobs without ranking.</w:t>
+            </w:r>
+          </w:p>
+        </w:tc>
+      </w:tr>
+    </w:tbl>
+    <w:p>
+      <w:r>
+        <w:br w:type="page"/>
+      </w:r>
+    </w:p>
+    <w:tbl>
+      <w:tblPr>
+        <w:tblW w:type="auto" w:w="0"/>
+        <w:jc w:val="center"/>
+        <w:tblLayout w:type="fixed"/>
+        <w:tblLook w:firstColumn="1" w:firstRow="1" w:lastColumn="0" w:lastRow="0" w:noHBand="0" w:noVBand="1" w:val="04A0"/>
+        <w:tblBorders>
+          <w:top w:val="single" w:sz="9" w:color="4F7C78"/>
+          <w:left w:val="single" w:sz="9" w:color="4F7C78"/>
+          <w:bottom w:val="single" w:sz="9" w:color="4F7C78"/>
+          <w:right w:val="single" w:sz="9" w:color="4F7C78"/>
+          <w:insideH w:val="single" w:sz="9" w:color="4F7C78"/>
+          <w:insideV w:val="single" w:sz="9" w:color="4F7C78"/>
+        </w:tblBorders>
+      </w:tblPr>
+      <w:tblGrid>
+        <w:gridCol w:w="4968"/>
+        <w:gridCol w:w="4968"/>
+      </w:tblGrid>
+      <w:tr>
+        <w:tc>
+          <w:tcPr>
+            <w:tcW w:type="dxa" w:w="4752"/>
+            <w:vAlign w:val="center"/>
+          </w:tcPr>
+          <w:p>
+            <w:pPr>
+              <w:spacing w:before="280" w:after="280"/>
+              <w:jc w:val="center"/>
+            </w:pPr>
+            <w:r>
+              <w:rPr>
+                <w:b/>
+                <w:color w:val="5B1933"/>
+              </w:rPr>
+              <w:t>E7</w:t>
+              <w:br/>
+            </w:r>
+            <w:r>
+              <w:rPr>
+                <w:sz w:val="26"/>
+              </w:rPr>
+              <w:t>A parent reads one short Bhāgavata passage at home.</w:t>
+            </w:r>
+          </w:p>
+        </w:tc>
+        <w:tc>
+          <w:tcPr>
+            <w:tcW w:type="dxa" w:w="4752"/>
+            <w:vAlign w:val="center"/>
+          </w:tcPr>
+          <w:p>
+            <w:pPr>
+              <w:spacing w:before="280" w:after="280"/>
+              <w:jc w:val="center"/>
+            </w:pPr>
+            <w:r>
+              <w:rPr>
+                <w:b/>
+                <w:color w:val="5B1933"/>
+              </w:rPr>
+              <w:t>E8</w:t>
+              <w:br/>
+            </w:r>
+            <w:r>
+              <w:rPr>
+                <w:sz w:val="26"/>
+              </w:rPr>
+              <w:t>We greet devotees and stay for association.</w:t>
+            </w:r>
+          </w:p>
+        </w:tc>
+      </w:tr>
+      <w:tr>
+        <w:tc>
+          <w:tcPr>
+            <w:tcW w:type="dxa" w:w="4752"/>
+            <w:vAlign w:val="center"/>
+          </w:tcPr>
+          <w:p>
+            <w:pPr>
+              <w:spacing w:before="280" w:after="280"/>
+              <w:jc w:val="center"/>
+            </w:pPr>
+            <w:r>
+              <w:rPr>
+                <w:b/>
+                <w:color w:val="5B1933"/>
+              </w:rPr>
+              <w:t>E9</w:t>
+              <w:br/>
+            </w:r>
+            <w:r>
+              <w:rPr>
+                <w:sz w:val="26"/>
+              </w:rPr>
+              <w:t>When speech becomes harsh, we pause and restart with respect.</w:t>
+            </w:r>
+          </w:p>
+        </w:tc>
+        <w:tc>
+          <w:tcPr>
+            <w:tcW w:type="dxa" w:w="4752"/>
+            <w:vAlign w:val="center"/>
+          </w:tcPr>
+          <w:p>
+            <w:pPr>
+              <w:spacing w:before="280" w:after="280"/>
+              <w:jc w:val="center"/>
+            </w:pPr>
+            <w:r>
+              <w:rPr>
+                <w:b/>
+                <w:color w:val="5B1933"/>
+              </w:rPr>
+              <w:t>E10</w:t>
+              <w:br/>
+            </w:r>
+            <w:r>
+              <w:rPr>
+                <w:sz w:val="26"/>
+              </w:rPr>
+              <w:t>We help with prasādam distribution or festival decorating.</w:t>
+            </w:r>
+          </w:p>
+        </w:tc>
+      </w:tr>
+      <w:tr>
+        <w:tc>
+          <w:tcPr>
+            <w:tcW w:type="dxa" w:w="4752"/>
+            <w:vAlign w:val="center"/>
+          </w:tcPr>
+          <w:p>
+            <w:pPr>
+              <w:spacing w:before="280" w:after="280"/>
+              <w:jc w:val="center"/>
+            </w:pPr>
+            <w:r>
+              <w:rPr>
+                <w:b/>
+                <w:color w:val="5B1933"/>
+              </w:rPr>
+              <w:t>E11</w:t>
+              <w:br/>
+            </w:r>
+            <w:r>
+              <w:rPr>
+                <w:sz w:val="26"/>
+              </w:rPr>
+              <w:t>We write a question and check śāstra instead of guessing.</w:t>
+            </w:r>
+          </w:p>
+        </w:tc>
+        <w:tc>
+          <w:tcPr>
+            <w:tcW w:type="dxa" w:w="4752"/>
+            <w:vAlign w:val="center"/>
+          </w:tcPr>
+          <w:p>
+            <w:pPr>
+              <w:spacing w:before="280" w:after="280"/>
+              <w:jc w:val="center"/>
+            </w:pPr>
+            <w:r>
+              <w:rPr>
+                <w:b/>
+                <w:color w:val="5B1933"/>
+              </w:rPr>
+              <w:t>E12</w:t>
+              <w:br/>
+            </w:r>
+            <w:r>
+              <w:rPr>
+                <w:sz w:val="26"/>
+              </w:rPr>
+              <w:t>Everyone carries one bag and thanks the host.</w:t>
+            </w:r>
+          </w:p>
+        </w:tc>
+      </w:tr>
+    </w:tbl>
+    <w:p>
+      <w:r>
+        <w:br w:type="page"/>
+      </w:r>
+    </w:p>
+    <w:p>
+      <w:pPr>
+        <w:jc w:val="center"/>
+      </w:pPr>
+      <w:r>
+        <w:rPr>
+          <w:b/>
+          <w:color w:val="5B1933"/>
+          <w:sz w:val="60"/>
+        </w:rPr>
+        <w:t>TEACHER-ONLY</w:t>
+      </w:r>
+    </w:p>
+    <w:p>
+      <w:pPr>
+        <w:pStyle w:val="Heading1"/>
+      </w:pPr>
+      <w:r>
+        <w:t>O03 Answer Key</w:t>
+      </w:r>
+    </w:p>
+    <w:tbl>
+      <w:tblPr>
+        <w:tblStyle w:val="KUTUMBATable"/>
+        <w:tblW w:type="auto" w:w="0"/>
+        <w:jc w:val="center"/>
+        <w:tblLayout w:type="autofit"/>
+        <w:tblLook w:firstColumn="1" w:firstRow="1" w:lastColumn="0" w:lastRow="0" w:noHBand="0" w:noVBand="1" w:val="04A0"/>
+        <w:tblBorders>
+          <w:top w:val="single" w:sz="6" w:color="D8C8B2"/>
+          <w:left w:val="single" w:sz="6" w:color="D8C8B2"/>
+          <w:bottom w:val="single" w:sz="6" w:color="D8C8B2"/>
+          <w:right w:val="single" w:sz="6" w:color="D8C8B2"/>
+          <w:insideH w:val="single" w:sz="6" w:color="D8C8B2"/>
+          <w:insideV w:val="single" w:sz="6" w:color="D8C8B2"/>
+        </w:tblBorders>
+      </w:tblPr>
+      <w:tblGrid>
+        <w:gridCol w:w="4968"/>
+        <w:gridCol w:w="4968"/>
+      </w:tblGrid>
+      <w:tr>
+        <w:trPr>
+          <w:tblHeader w:val="true"/>
+        </w:trPr>
+        <w:tc>
+          <w:tcPr>
+            <w:tcW w:type="dxa" w:w="4968"/>
+            <w:shd w:fill="5B1933"/>
+            <w:tcMar>
+              <w:top w:w="100" w:type="dxa"/>
+              <w:start w:w="120" w:type="dxa"/>
+              <w:bottom w:w="100" w:type="dxa"/>
+              <w:end w:w="120" w:type="dxa"/>
+            </w:tcMar>
+          </w:tcPr>
+          <w:p>
+            <w:r>
+              <w:rPr>
+                <w:b/>
+                <w:color w:val="FFFFFF"/>
+              </w:rPr>
+              <w:t>Item</w:t>
+            </w:r>
+          </w:p>
+        </w:tc>
+        <w:tc>
+          <w:tcPr>
+            <w:tcW w:type="dxa" w:w="4968"/>
+            <w:shd w:fill="5B1933"/>
+            <w:tcMar>
+              <w:top w:w="100" w:type="dxa"/>
+              <w:start w:w="120" w:type="dxa"/>
+              <w:bottom w:w="100" w:type="dxa"/>
+              <w:end w:w="120" w:type="dxa"/>
+            </w:tcMar>
+          </w:tcPr>
+          <w:p>
+            <w:r>
+              <w:rPr>
+                <w:b/>
+                <w:color w:val="FFFFFF"/>
+              </w:rPr>
+              <w:t>Best match / guidance</w:t>
             </w:r>
           </w:p>
         </w:tc>
@@ -2904,7 +3301,7 @@
           </w:tcPr>
           <w:p>
             <w:r>
-              <w:t>E3 A parent corrects a child calmly in a quiet space.</w:t>
+              <w:t>E1</w:t>
             </w:r>
           </w:p>
         </w:tc>
@@ -2921,7 +3318,7 @@
           </w:tcPr>
           <w:p>
             <w:r>
-              <w:t>**3 Respectful family correction**</w:t>
+              <w:t>1. Home chanting / hearing</w:t>
             </w:r>
           </w:p>
         </w:tc>
@@ -2941,7 +3338,7 @@
           </w:tcPr>
           <w:p>
             <w:r>
-              <w:t>E4 Our family joins Janmāṣṭamī or another festival with service.</w:t>
+              <w:t>E2</w:t>
             </w:r>
           </w:p>
         </w:tc>
@@ -2959,7 +3356,7 @@
           </w:tcPr>
           <w:p>
             <w:r>
-              <w:t>**4 Festival participation**</w:t>
+              <w:t>2. Temple service / association</w:t>
             </w:r>
           </w:p>
         </w:tc>
@@ -2978,7 +3375,7 @@
           </w:tcPr>
           <w:p>
             <w:r>
-              <w:t>E5 Before class we open the verse link and check the source.</w:t>
+              <w:t>E3</w:t>
             </w:r>
           </w:p>
         </w:tc>
@@ -2995,7 +3392,7 @@
           </w:tcPr>
           <w:p>
             <w:r>
-              <w:t>**5 Study readiness / source discipline**</w:t>
+              <w:t>3. Respectful family correction</w:t>
             </w:r>
           </w:p>
         </w:tc>
@@ -3015,7 +3412,7 @@
           </w:tcPr>
           <w:p>
             <w:r>
-              <w:t>E6 Siblings share clean-up jobs without arguing.</w:t>
+              <w:t>E4</w:t>
             </w:r>
           </w:p>
         </w:tc>
@@ -3033,7 +3430,7 @@
           </w:tcPr>
           <w:p>
             <w:r>
-              <w:t>**6 Family cooperation / service**</w:t>
+              <w:t>4. Festival participation</w:t>
             </w:r>
           </w:p>
         </w:tc>
@@ -3052,7 +3449,7 @@
           </w:tcPr>
           <w:p>
             <w:r>
-              <w:t>E7 A parent reads one short Bhāgavata passage at home.</w:t>
+              <w:t>E5</w:t>
             </w:r>
           </w:p>
         </w:tc>
@@ -3069,7 +3466,7 @@
           </w:tcPr>
           <w:p>
             <w:r>
-              <w:t>**1 Home chanting / hearing**</w:t>
+              <w:t>5. Study readiness / source discipline</w:t>
             </w:r>
           </w:p>
         </w:tc>
@@ -3089,7 +3486,7 @@
           </w:tcPr>
           <w:p>
             <w:r>
-              <w:t>E8 We greet devotees and stay for association.</w:t>
+              <w:t>E6</w:t>
             </w:r>
           </w:p>
         </w:tc>
@@ -3107,7 +3504,7 @@
           </w:tcPr>
           <w:p>
             <w:r>
-              <w:t>**2 Temple service / association**</w:t>
+              <w:t>6. Family cooperation / service</w:t>
             </w:r>
           </w:p>
         </w:tc>
@@ -3126,7 +3523,7 @@
           </w:tcPr>
           <w:p>
             <w:r>
-              <w:t>E9 When someone speaks harshly, we pause and restart with respect.</w:t>
+              <w:t>E7</w:t>
             </w:r>
           </w:p>
         </w:tc>
@@ -3143,7 +3540,7 @@
           </w:tcPr>
           <w:p>
             <w:r>
-              <w:t>**3 Respectful family correction**</w:t>
+              <w:t>1. Home chanting / hearing</w:t>
             </w:r>
           </w:p>
         </w:tc>
@@ -3163,7 +3560,7 @@
           </w:tcPr>
           <w:p>
             <w:r>
-              <w:t>E10 We help with prasādam distribution or festival decorating.</w:t>
+              <w:t>E8</w:t>
             </w:r>
           </w:p>
         </w:tc>
@@ -3181,7 +3578,7 @@
           </w:tcPr>
           <w:p>
             <w:r>
-              <w:t>**4 Festival participation**</w:t>
+              <w:t>2. Temple service / association</w:t>
             </w:r>
           </w:p>
         </w:tc>
@@ -3200,7 +3597,7 @@
           </w:tcPr>
           <w:p>
             <w:r>
-              <w:t>E11 We write notes from the lesson instead of guessing doctrine.</w:t>
+              <w:t>E9</w:t>
             </w:r>
           </w:p>
         </w:tc>
@@ -3217,7 +3614,7 @@
           </w:tcPr>
           <w:p>
             <w:r>
-              <w:t>**5 Study readiness / source discipline**</w:t>
+              <w:t>3. Respectful family correction</w:t>
             </w:r>
           </w:p>
         </w:tc>
@@ -3237,7 +3634,7 @@
           </w:tcPr>
           <w:p>
             <w:r>
-              <w:t>E12 Everyone carries one bag and thanks the host.</w:t>
+              <w:t>E10</w:t>
             </w:r>
           </w:p>
         </w:tc>
@@ -3255,7 +3652,81 @@
           </w:tcPr>
           <w:p>
             <w:r>
-              <w:t>**6 Family cooperation / service**</w:t>
+              <w:t>4. Festival participation</w:t>
+            </w:r>
+          </w:p>
+        </w:tc>
+      </w:tr>
+      <w:tr>
+        <w:tc>
+          <w:tcPr>
+            <w:tcW w:type="dxa" w:w="4968"/>
+            <w:tcMar>
+              <w:top w:w="100" w:type="dxa"/>
+              <w:start w:w="120" w:type="dxa"/>
+              <w:bottom w:w="100" w:type="dxa"/>
+              <w:end w:w="120" w:type="dxa"/>
+            </w:tcMar>
+            <w:vAlign w:val="top"/>
+          </w:tcPr>
+          <w:p>
+            <w:r>
+              <w:t>E11</w:t>
+            </w:r>
+          </w:p>
+        </w:tc>
+        <w:tc>
+          <w:tcPr>
+            <w:tcW w:type="dxa" w:w="4968"/>
+            <w:tcMar>
+              <w:top w:w="100" w:type="dxa"/>
+              <w:start w:w="120" w:type="dxa"/>
+              <w:bottom w:w="100" w:type="dxa"/>
+              <w:end w:w="120" w:type="dxa"/>
+            </w:tcMar>
+            <w:vAlign w:val="top"/>
+          </w:tcPr>
+          <w:p>
+            <w:r>
+              <w:t>5. Study readiness / source discipline</w:t>
+            </w:r>
+          </w:p>
+        </w:tc>
+      </w:tr>
+      <w:tr>
+        <w:tc>
+          <w:tcPr>
+            <w:tcW w:type="dxa" w:w="4968"/>
+            <w:tcMar>
+              <w:top w:w="100" w:type="dxa"/>
+              <w:start w:w="120" w:type="dxa"/>
+              <w:bottom w:w="100" w:type="dxa"/>
+              <w:end w:w="120" w:type="dxa"/>
+            </w:tcMar>
+            <w:shd w:fill="FFF8E8"/>
+            <w:vAlign w:val="top"/>
+          </w:tcPr>
+          <w:p>
+            <w:r>
+              <w:t>E12</w:t>
+            </w:r>
+          </w:p>
+        </w:tc>
+        <w:tc>
+          <w:tcPr>
+            <w:tcW w:type="dxa" w:w="4968"/>
+            <w:tcMar>
+              <w:top w:w="100" w:type="dxa"/>
+              <w:start w:w="120" w:type="dxa"/>
+              <w:bottom w:w="100" w:type="dxa"/>
+              <w:end w:w="120" w:type="dxa"/>
+            </w:tcMar>
+            <w:shd w:fill="FFF8E8"/>
+            <w:vAlign w:val="top"/>
+          </w:tcPr>
+          <w:p>
+            <w:r>
+              <w:t>6. Family cooperation / service</w:t>
             </w:r>
           </w:p>
         </w:tc>
@@ -3268,25 +3739,6 @@
     </w:p>
     <w:p>
       <w:r>
-        <w:rPr>
-          <w:b/>
-        </w:rPr>
-        <w:t>Extension:</w:t>
-      </w:r>
-      <w:r>
-        <w:t xml:space="preserve"> Each student writes one “our family example” for the purpose they need most.</w:t>
-      </w:r>
-    </w:p>
-    <w:p>
-      <w:r>
-        <w:rPr>
-          <w:b/>
-        </w:rPr>
-        <w:t>KUTUMBA · Families Growing in Kṛṣṇa Consciousness · C1-W1 · O03 Answer Key · p. 4</w:t>
-      </w:r>
-    </w:p>
-    <w:p>
-      <w:r>
         <w:br w:type="page"/>
       </w:r>
     </w:p>
@@ -3295,44 +3747,7 @@
         <w:pStyle w:val="Heading1"/>
       </w:pPr>
       <w:r>
-        <w:t>C1-W1 · O04 · Scenario Challenge</w:t>
-      </w:r>
-    </w:p>
-    <w:p>
-      <w:pPr>
-        <w:pStyle w:val="KUTUMBARights"/>
-      </w:pPr>
-      <w:r>
-        <w:t>Canonical source: 11-weekly-program-library/first-six-months/c1-w1-what-is-kutumba-and-why-are-we-here/activities/v12_2-older/O04-SCENARIO-CHALLENGE.md  •  SHA-256: 84c6d7a2d2a9a4e65e7199dee88285f25fb6a54608af7459c450bd852e96f67b</w:t>
-      </w:r>
-    </w:p>
-    <w:p>
-      <w:r>
-        <w:rPr>
-          <w:b/>
-        </w:rPr>
-        <w:t>Print:</w:t>
-      </w:r>
-      <w:r>
-        <w:t xml:space="preserve"> US Letter · one packet per small group (or cut into 4 scenario cards) </w:t>
-      </w:r>
-      <w:r>
-        <w:rPr>
-          <w:b/>
-        </w:rPr>
-        <w:t>Use:</w:t>
-      </w:r>
-      <w:r>
-        <w:t xml:space="preserve"> Grades 4–5 · discuss and write · no private family confession required</w:t>
-      </w:r>
-    </w:p>
-    <w:p>
-      <w:pPr>
-        <w:pStyle w:val="KUTUMBAMeta"/>
-        <w:jc w:val="center"/>
-      </w:pPr>
-      <w:r>
-        <w:t>◆  ◆  ◆</w:t>
+        <w:t>O04 — Scenario Challenge</w:t>
       </w:r>
     </w:p>
     <w:p>
@@ -3340,89 +3755,134 @@
         <w:pStyle w:val="Heading2"/>
       </w:pPr>
       <w:r>
-        <w:t>Scenario 1 — Weekly attendance / zero home practice</w:t>
+        <w:t>Scenario 1</w:t>
       </w:r>
     </w:p>
     <w:p>
       <w:r>
-        <w:t>A family never misses Saturday 2:00–4:00. At home, they do no shared prayer, chanting, or verse reading between Saturdays. Someone says, “Attendance equals growth.”</w:t>
+        <w:t>A family never misses Saturday but has no shared practice at home.</w:t>
       </w:r>
     </w:p>
+    <w:tbl>
+      <w:tblPr>
+        <w:tblW w:type="auto" w:w="0"/>
+        <w:tblLook w:firstColumn="1" w:firstRow="1" w:lastColumn="0" w:lastRow="0" w:noHBand="0" w:noVBand="1" w:val="04A0"/>
+        <w:tblBorders>
+          <w:top w:val="single" w:sz="7" w:color="4F7C78"/>
+          <w:left w:val="single" w:sz="7" w:color="4F7C78"/>
+          <w:bottom w:val="single" w:sz="7" w:color="4F7C78"/>
+          <w:right w:val="single" w:sz="7" w:color="4F7C78"/>
+          <w:insideH w:val="single" w:sz="7" w:color="4F7C78"/>
+          <w:insideV w:val="single" w:sz="7" w:color="4F7C78"/>
+        </w:tblBorders>
+      </w:tblPr>
+      <w:tblGrid>
+        <w:gridCol w:w="9936"/>
+      </w:tblGrid>
+      <w:tr>
+        <w:tc>
+          <w:tcPr>
+            <w:tcW w:type="dxa" w:w="9936"/>
+          </w:tcPr>
+          <w:p>
+            <w:r>
+              <w:rPr>
+                <w:b/>
+              </w:rPr>
+              <w:t>What is good?</w:t>
+            </w:r>
+          </w:p>
+          <w:p>
+            <w:r>
+              <w:t>________________________________________________________________</w:t>
+            </w:r>
+          </w:p>
+          <w:p>
+            <w:r>
+              <w:t>________________________________________________________________</w:t>
+            </w:r>
+          </w:p>
+        </w:tc>
+      </w:tr>
+      <w:tr>
+        <w:tc>
+          <w:tcPr>
+            <w:tcW w:type="dxa" w:w="9936"/>
+          </w:tcPr>
+          <w:p>
+            <w:r>
+              <w:rPr>
+                <w:b/>
+              </w:rPr>
+              <w:t>What is missing?</w:t>
+            </w:r>
+          </w:p>
+          <w:p>
+            <w:r>
+              <w:t>________________________________________________________________</w:t>
+            </w:r>
+          </w:p>
+          <w:p>
+            <w:r>
+              <w:t>________________________________________________________________</w:t>
+            </w:r>
+          </w:p>
+        </w:tc>
+      </w:tr>
+      <w:tr>
+        <w:tc>
+          <w:tcPr>
+            <w:tcW w:type="dxa" w:w="9936"/>
+          </w:tcPr>
+          <w:p>
+            <w:r>
+              <w:rPr>
+                <w:b/>
+              </w:rPr>
+              <w:t>What should happen next?</w:t>
+            </w:r>
+          </w:p>
+          <w:p>
+            <w:r>
+              <w:t>________________________________________________________________</w:t>
+            </w:r>
+          </w:p>
+          <w:p>
+            <w:r>
+              <w:t>________________________________________________________________</w:t>
+            </w:r>
+          </w:p>
+        </w:tc>
+      </w:tr>
+      <w:tr>
+        <w:tc>
+          <w:tcPr>
+            <w:tcW w:type="dxa" w:w="9936"/>
+          </w:tcPr>
+          <w:p>
+            <w:r>
+              <w:rPr>
+                <w:b/>
+              </w:rPr>
+              <w:t>Which KUTUMBA principle applies?</w:t>
+            </w:r>
+          </w:p>
+          <w:p>
+            <w:r>
+              <w:t>________________________________________________________________</w:t>
+            </w:r>
+          </w:p>
+          <w:p>
+            <w:r>
+              <w:t>________________________________________________________________</w:t>
+            </w:r>
+          </w:p>
+        </w:tc>
+      </w:tr>
+    </w:tbl>
     <w:p>
-      <w:pPr>
-        <w:pStyle w:val="ListNumber"/>
-      </w:pPr>
       <w:r>
-        <w:t>What is good?</w:t>
-      </w:r>
-    </w:p>
-    <w:p>
-      <w:pPr>
-        <w:pStyle w:val="KUTUMBAMeta"/>
-        <w:jc w:val="center"/>
-      </w:pPr>
-      <w:r>
-        <w:t>◆  ◆  ◆</w:t>
-      </w:r>
-    </w:p>
-    <w:p>
-      <w:pPr>
-        <w:pStyle w:val="ListNumber"/>
-      </w:pPr>
-      <w:r>
-        <w:t>What is missing?</w:t>
-      </w:r>
-    </w:p>
-    <w:p>
-      <w:pPr>
-        <w:pStyle w:val="KUTUMBAMeta"/>
-        <w:jc w:val="center"/>
-      </w:pPr>
-      <w:r>
-        <w:t>◆  ◆  ◆</w:t>
-      </w:r>
-    </w:p>
-    <w:p>
-      <w:pPr>
-        <w:pStyle w:val="ListNumber"/>
-      </w:pPr>
-      <w:r>
-        <w:t>What should happen next?</w:t>
-      </w:r>
-    </w:p>
-    <w:p>
-      <w:pPr>
-        <w:pStyle w:val="KUTUMBAMeta"/>
-        <w:jc w:val="center"/>
-      </w:pPr>
-      <w:r>
-        <w:t>◆  ◆  ◆</w:t>
-      </w:r>
-    </w:p>
-    <w:p>
-      <w:pPr>
-        <w:pStyle w:val="ListNumber"/>
-      </w:pPr>
-      <w:r>
-        <w:t>Which KUTUMBA principle applies?</w:t>
-      </w:r>
-    </w:p>
-    <w:p>
-      <w:pPr>
-        <w:pStyle w:val="KUTUMBAMeta"/>
-        <w:jc w:val="center"/>
-      </w:pPr>
-      <w:r>
-        <w:t>◆  ◆  ◆</w:t>
-      </w:r>
-    </w:p>
-    <w:p>
-      <w:pPr>
-        <w:pStyle w:val="KUTUMBAMeta"/>
-        <w:jc w:val="center"/>
-      </w:pPr>
-      <w:r>
-        <w:t>◆  ◆  ◆</w:t>
+        <w:br w:type="page"/>
       </w:r>
     </w:p>
     <w:p>
@@ -3430,102 +3890,134 @@
         <w:pStyle w:val="Heading2"/>
       </w:pPr>
       <w:r>
-        <w:t>Scenario 2 — Home practice / withdrawal from association</w:t>
+        <w:t>Scenario 2</w:t>
       </w:r>
     </w:p>
     <w:p>
       <w:r>
-        <w:t>A family chants and reads at home but slowly stops joining temple programs and devotee association because “home practice is enough.”</w:t>
+        <w:t>A family chants at home but stops joining temple or devotee gatherings because “home is enough.”</w:t>
       </w:r>
     </w:p>
-    <w:p>
-      <w:pPr>
-        <w:pStyle w:val="ListNumber"/>
-      </w:pPr>
-      <w:r>
-        <w:t>What is good?</w:t>
-      </w:r>
-    </w:p>
-    <w:p>
-      <w:pPr>
-        <w:pStyle w:val="KUTUMBAMeta"/>
-        <w:jc w:val="center"/>
-      </w:pPr>
-      <w:r>
-        <w:t>◆  ◆  ◆</w:t>
-      </w:r>
-    </w:p>
-    <w:p>
-      <w:pPr>
-        <w:pStyle w:val="ListNumber"/>
-      </w:pPr>
-      <w:r>
-        <w:t>What is missing?</w:t>
-      </w:r>
-    </w:p>
-    <w:p>
-      <w:pPr>
-        <w:pStyle w:val="KUTUMBAMeta"/>
-        <w:jc w:val="center"/>
-      </w:pPr>
-      <w:r>
-        <w:t>◆  ◆  ◆</w:t>
-      </w:r>
-    </w:p>
-    <w:p>
-      <w:pPr>
-        <w:pStyle w:val="ListNumber"/>
-      </w:pPr>
-      <w:r>
-        <w:t>What should happen next?</w:t>
-      </w:r>
-    </w:p>
-    <w:p>
-      <w:pPr>
-        <w:pStyle w:val="KUTUMBAMeta"/>
-        <w:jc w:val="center"/>
-      </w:pPr>
-      <w:r>
-        <w:t>◆  ◆  ◆</w:t>
-      </w:r>
-    </w:p>
-    <w:p>
-      <w:pPr>
-        <w:pStyle w:val="ListNumber"/>
-      </w:pPr>
-      <w:r>
-        <w:t>Which KUTUMBA principle applies?</w:t>
-      </w:r>
-    </w:p>
-    <w:p>
-      <w:pPr>
-        <w:pStyle w:val="KUTUMBAMeta"/>
-        <w:jc w:val="center"/>
-      </w:pPr>
-      <w:r>
-        <w:t>◆  ◆  ◆</w:t>
-      </w:r>
-    </w:p>
+    <w:tbl>
+      <w:tblPr>
+        <w:tblW w:type="auto" w:w="0"/>
+        <w:tblLook w:firstColumn="1" w:firstRow="1" w:lastColumn="0" w:lastRow="0" w:noHBand="0" w:noVBand="1" w:val="04A0"/>
+        <w:tblBorders>
+          <w:top w:val="single" w:sz="7" w:color="4F7C78"/>
+          <w:left w:val="single" w:sz="7" w:color="4F7C78"/>
+          <w:bottom w:val="single" w:sz="7" w:color="4F7C78"/>
+          <w:right w:val="single" w:sz="7" w:color="4F7C78"/>
+          <w:insideH w:val="single" w:sz="7" w:color="4F7C78"/>
+          <w:insideV w:val="single" w:sz="7" w:color="4F7C78"/>
+        </w:tblBorders>
+      </w:tblPr>
+      <w:tblGrid>
+        <w:gridCol w:w="9936"/>
+      </w:tblGrid>
+      <w:tr>
+        <w:tc>
+          <w:tcPr>
+            <w:tcW w:type="dxa" w:w="9936"/>
+          </w:tcPr>
+          <w:p>
+            <w:r>
+              <w:rPr>
+                <w:b/>
+              </w:rPr>
+              <w:t>What is good?</w:t>
+            </w:r>
+          </w:p>
+          <w:p>
+            <w:r>
+              <w:t>________________________________________________________________</w:t>
+            </w:r>
+          </w:p>
+          <w:p>
+            <w:r>
+              <w:t>________________________________________________________________</w:t>
+            </w:r>
+          </w:p>
+        </w:tc>
+      </w:tr>
+      <w:tr>
+        <w:tc>
+          <w:tcPr>
+            <w:tcW w:type="dxa" w:w="9936"/>
+          </w:tcPr>
+          <w:p>
+            <w:r>
+              <w:rPr>
+                <w:b/>
+              </w:rPr>
+              <w:t>What is missing?</w:t>
+            </w:r>
+          </w:p>
+          <w:p>
+            <w:r>
+              <w:t>________________________________________________________________</w:t>
+            </w:r>
+          </w:p>
+          <w:p>
+            <w:r>
+              <w:t>________________________________________________________________</w:t>
+            </w:r>
+          </w:p>
+        </w:tc>
+      </w:tr>
+      <w:tr>
+        <w:tc>
+          <w:tcPr>
+            <w:tcW w:type="dxa" w:w="9936"/>
+          </w:tcPr>
+          <w:p>
+            <w:r>
+              <w:rPr>
+                <w:b/>
+              </w:rPr>
+              <w:t>What should happen next?</w:t>
+            </w:r>
+          </w:p>
+          <w:p>
+            <w:r>
+              <w:t>________________________________________________________________</w:t>
+            </w:r>
+          </w:p>
+          <w:p>
+            <w:r>
+              <w:t>________________________________________________________________</w:t>
+            </w:r>
+          </w:p>
+        </w:tc>
+      </w:tr>
+      <w:tr>
+        <w:tc>
+          <w:tcPr>
+            <w:tcW w:type="dxa" w:w="9936"/>
+          </w:tcPr>
+          <w:p>
+            <w:r>
+              <w:rPr>
+                <w:b/>
+              </w:rPr>
+              <w:t>Which KUTUMBA principle applies?</w:t>
+            </w:r>
+          </w:p>
+          <w:p>
+            <w:r>
+              <w:t>________________________________________________________________</w:t>
+            </w:r>
+          </w:p>
+          <w:p>
+            <w:r>
+              <w:t>________________________________________________________________</w:t>
+            </w:r>
+          </w:p>
+        </w:tc>
+      </w:tr>
+    </w:tbl>
     <w:p>
       <w:r>
-        <w:rPr>
-          <w:b/>
-        </w:rPr>
-        <w:t>KUTUMBA · C1-W1 Older · O04 · p. 1</w:t>
-      </w:r>
-    </w:p>
-    <w:p>
-      <w:r>
-        <w:t>&lt;div style="page-break-after: always;"&gt;&lt;/div&gt;</w:t>
-      </w:r>
-    </w:p>
-    <w:p>
-      <w:pPr>
-        <w:pStyle w:val="KUTUMBAMeta"/>
-        <w:jc w:val="center"/>
-      </w:pPr>
-      <w:r>
-        <w:t>◆  ◆  ◆</w:t>
+        <w:br w:type="page"/>
       </w:r>
     </w:p>
     <w:p>
@@ -3533,89 +4025,134 @@
         <w:pStyle w:val="Heading2"/>
       </w:pPr>
       <w:r>
-        <w:t>Scenario 3 — Public mock after a host-home mistake</w:t>
+        <w:t>Scenario 3</w:t>
       </w:r>
     </w:p>
     <w:p>
       <w:r>
-        <w:t>During class in a host home, a child bumps a plant. An adult laughs loudly and mocks the child in front of the group.</w:t>
+        <w:t>A child bumps a plant; another child calls names, and an adult joins the mockery.</w:t>
       </w:r>
     </w:p>
+    <w:tbl>
+      <w:tblPr>
+        <w:tblW w:type="auto" w:w="0"/>
+        <w:tblLook w:firstColumn="1" w:firstRow="1" w:lastColumn="0" w:lastRow="0" w:noHBand="0" w:noVBand="1" w:val="04A0"/>
+        <w:tblBorders>
+          <w:top w:val="single" w:sz="7" w:color="4F7C78"/>
+          <w:left w:val="single" w:sz="7" w:color="4F7C78"/>
+          <w:bottom w:val="single" w:sz="7" w:color="4F7C78"/>
+          <w:right w:val="single" w:sz="7" w:color="4F7C78"/>
+          <w:insideH w:val="single" w:sz="7" w:color="4F7C78"/>
+          <w:insideV w:val="single" w:sz="7" w:color="4F7C78"/>
+        </w:tblBorders>
+      </w:tblPr>
+      <w:tblGrid>
+        <w:gridCol w:w="9936"/>
+      </w:tblGrid>
+      <w:tr>
+        <w:tc>
+          <w:tcPr>
+            <w:tcW w:type="dxa" w:w="9936"/>
+          </w:tcPr>
+          <w:p>
+            <w:r>
+              <w:rPr>
+                <w:b/>
+              </w:rPr>
+              <w:t>What is good?</w:t>
+            </w:r>
+          </w:p>
+          <w:p>
+            <w:r>
+              <w:t>________________________________________________________________</w:t>
+            </w:r>
+          </w:p>
+          <w:p>
+            <w:r>
+              <w:t>________________________________________________________________</w:t>
+            </w:r>
+          </w:p>
+        </w:tc>
+      </w:tr>
+      <w:tr>
+        <w:tc>
+          <w:tcPr>
+            <w:tcW w:type="dxa" w:w="9936"/>
+          </w:tcPr>
+          <w:p>
+            <w:r>
+              <w:rPr>
+                <w:b/>
+              </w:rPr>
+              <w:t>What is missing?</w:t>
+            </w:r>
+          </w:p>
+          <w:p>
+            <w:r>
+              <w:t>________________________________________________________________</w:t>
+            </w:r>
+          </w:p>
+          <w:p>
+            <w:r>
+              <w:t>________________________________________________________________</w:t>
+            </w:r>
+          </w:p>
+        </w:tc>
+      </w:tr>
+      <w:tr>
+        <w:tc>
+          <w:tcPr>
+            <w:tcW w:type="dxa" w:w="9936"/>
+          </w:tcPr>
+          <w:p>
+            <w:r>
+              <w:rPr>
+                <w:b/>
+              </w:rPr>
+              <w:t>What should happen next?</w:t>
+            </w:r>
+          </w:p>
+          <w:p>
+            <w:r>
+              <w:t>________________________________________________________________</w:t>
+            </w:r>
+          </w:p>
+          <w:p>
+            <w:r>
+              <w:t>________________________________________________________________</w:t>
+            </w:r>
+          </w:p>
+        </w:tc>
+      </w:tr>
+      <w:tr>
+        <w:tc>
+          <w:tcPr>
+            <w:tcW w:type="dxa" w:w="9936"/>
+          </w:tcPr>
+          <w:p>
+            <w:r>
+              <w:rPr>
+                <w:b/>
+              </w:rPr>
+              <w:t>Which KUTUMBA principle applies?</w:t>
+            </w:r>
+          </w:p>
+          <w:p>
+            <w:r>
+              <w:t>________________________________________________________________</w:t>
+            </w:r>
+          </w:p>
+          <w:p>
+            <w:r>
+              <w:t>________________________________________________________________</w:t>
+            </w:r>
+          </w:p>
+        </w:tc>
+      </w:tr>
+    </w:tbl>
     <w:p>
-      <w:pPr>
-        <w:pStyle w:val="ListNumber"/>
-      </w:pPr>
       <w:r>
-        <w:t>What is good? (Is anything good here — or what dignity still matters?)</w:t>
-      </w:r>
-    </w:p>
-    <w:p>
-      <w:pPr>
-        <w:pStyle w:val="KUTUMBAMeta"/>
-        <w:jc w:val="center"/>
-      </w:pPr>
-      <w:r>
-        <w:t>◆  ◆  ◆</w:t>
-      </w:r>
-    </w:p>
-    <w:p>
-      <w:pPr>
-        <w:pStyle w:val="ListNumber"/>
-      </w:pPr>
-      <w:r>
-        <w:t>What is missing?</w:t>
-      </w:r>
-    </w:p>
-    <w:p>
-      <w:pPr>
-        <w:pStyle w:val="KUTUMBAMeta"/>
-        <w:jc w:val="center"/>
-      </w:pPr>
-      <w:r>
-        <w:t>◆  ◆  ◆</w:t>
-      </w:r>
-    </w:p>
-    <w:p>
-      <w:pPr>
-        <w:pStyle w:val="ListNumber"/>
-      </w:pPr>
-      <w:r>
-        <w:t>What should happen next?</w:t>
-      </w:r>
-    </w:p>
-    <w:p>
-      <w:pPr>
-        <w:pStyle w:val="KUTUMBAMeta"/>
-        <w:jc w:val="center"/>
-      </w:pPr>
-      <w:r>
-        <w:t>◆  ◆  ◆</w:t>
-      </w:r>
-    </w:p>
-    <w:p>
-      <w:pPr>
-        <w:pStyle w:val="ListNumber"/>
-      </w:pPr>
-      <w:r>
-        <w:t>Which KUTUMBA principle applies?</w:t>
-      </w:r>
-    </w:p>
-    <w:p>
-      <w:pPr>
-        <w:pStyle w:val="KUTUMBAMeta"/>
-        <w:jc w:val="center"/>
-      </w:pPr>
-      <w:r>
-        <w:t>◆  ◆  ◆</w:t>
-      </w:r>
-    </w:p>
-    <w:p>
-      <w:pPr>
-        <w:pStyle w:val="KUTUMBAMeta"/>
-        <w:jc w:val="center"/>
-      </w:pPr>
-      <w:r>
-        <w:t>◆  ◆  ◆</w:t>
+        <w:br w:type="page"/>
       </w:r>
     </w:p>
     <w:p>
@@ -3623,376 +4160,131 @@
         <w:pStyle w:val="Heading2"/>
       </w:pPr>
       <w:r>
-        <w:t>Scenario 4 — Hard philosophy question · teacher unsure</w:t>
+        <w:t>Scenario 4</w:t>
       </w:r>
     </w:p>
     <w:p>
       <w:r>
-        <w:t>A student asks a deep philosophy question. The teacher does not know the answer from a source yet.</w:t>
+        <w:t>A teacher is unsure how to answer a deep question about the soul.</w:t>
       </w:r>
     </w:p>
-    <w:p>
-      <w:pPr>
-        <w:pStyle w:val="ListNumber"/>
-      </w:pPr>
-      <w:r>
-        <w:t>What is good?</w:t>
-      </w:r>
-    </w:p>
-    <w:p>
-      <w:pPr>
-        <w:pStyle w:val="KUTUMBAMeta"/>
-        <w:jc w:val="center"/>
-      </w:pPr>
-      <w:r>
-        <w:t>◆  ◆  ◆</w:t>
-      </w:r>
-    </w:p>
-    <w:p>
-      <w:pPr>
-        <w:pStyle w:val="ListNumber"/>
-      </w:pPr>
-      <w:r>
-        <w:t>What is missing?</w:t>
-      </w:r>
-    </w:p>
-    <w:p>
-      <w:pPr>
-        <w:pStyle w:val="KUTUMBAMeta"/>
-        <w:jc w:val="center"/>
-      </w:pPr>
-      <w:r>
-        <w:t>◆  ◆  ◆</w:t>
-      </w:r>
-    </w:p>
-    <w:p>
-      <w:pPr>
-        <w:pStyle w:val="ListNumber"/>
-      </w:pPr>
-      <w:r>
-        <w:t>What should happen next?</w:t>
-      </w:r>
-    </w:p>
-    <w:p>
-      <w:pPr>
-        <w:pStyle w:val="KUTUMBAMeta"/>
-        <w:jc w:val="center"/>
-      </w:pPr>
-      <w:r>
-        <w:t>◆  ◆  ◆</w:t>
-      </w:r>
-    </w:p>
-    <w:p>
-      <w:pPr>
-        <w:pStyle w:val="ListNumber"/>
-      </w:pPr>
-      <w:r>
-        <w:t>Which KUTUMBA principle applies?</w:t>
-      </w:r>
-    </w:p>
-    <w:p>
-      <w:pPr>
-        <w:pStyle w:val="KUTUMBAMeta"/>
-        <w:jc w:val="center"/>
-      </w:pPr>
-      <w:r>
-        <w:t>◆  ◆  ◆</w:t>
-      </w:r>
-    </w:p>
-    <w:p>
-      <w:r>
-        <w:rPr>
-          <w:b/>
-        </w:rPr>
-        <w:t>KUTUMBA · C1-W1 Older · O04 · p. 2</w:t>
-      </w:r>
-    </w:p>
-    <w:p>
-      <w:r>
-        <w:t>&lt;div style="page-break-after: always;"&gt;&lt;/div&gt;</w:t>
-      </w:r>
-    </w:p>
-    <w:p>
-      <w:pPr>
-        <w:pStyle w:val="KUTUMBAMeta"/>
-        <w:jc w:val="center"/>
-      </w:pPr>
-      <w:r>
-        <w:t>◆  ◆  ◆</w:t>
-      </w:r>
-    </w:p>
-    <w:p>
-      <w:pPr>
-        <w:pStyle w:val="Heading2"/>
-      </w:pPr>
-      <w:r>
-        <w:t>Teacher answer key (expected directions · not ranking scores)</w:t>
-      </w:r>
-    </w:p>
-    <w:p>
-      <w:pPr>
-        <w:pStyle w:val="Heading3"/>
-      </w:pPr>
-      <w:r>
-        <w:t>Scenario 1</w:t>
-      </w:r>
-    </w:p>
-    <w:p>
-      <w:pPr>
-        <w:pStyle w:val="ListBullet"/>
-      </w:pPr>
-      <w:r>
-        <w:rPr>
-          <w:b/>
-        </w:rPr>
-        <w:t>Good:</w:t>
-      </w:r>
-      <w:r>
-        <w:t xml:space="preserve"> Protecting Saturday rhythm; showing up with the group.</w:t>
-      </w:r>
-    </w:p>
-    <w:p>
-      <w:pPr>
-        <w:pStyle w:val="ListBullet"/>
-      </w:pPr>
-      <w:r>
-        <w:rPr>
-          <w:b/>
-        </w:rPr>
-        <w:t>Missing:</w:t>
-      </w:r>
-      <w:r>
-        <w:t xml:space="preserve"> Home watering of hearing — tiny regular practice.</w:t>
-      </w:r>
-    </w:p>
-    <w:p>
-      <w:pPr>
-        <w:pStyle w:val="ListBullet"/>
-      </w:pPr>
-      <w:r>
-        <w:rPr>
-          <w:b/>
-        </w:rPr>
-        <w:t>Next:</w:t>
-      </w:r>
-      <w:r>
-        <w:t xml:space="preserve"> Add a 5-minute if-then cue (for example after dinner dishes).</w:t>
-      </w:r>
-    </w:p>
-    <w:p>
-      <w:pPr>
-        <w:pStyle w:val="ListBullet"/>
-      </w:pPr>
-      <w:r>
-        <w:rPr>
-          <w:b/>
-        </w:rPr>
-        <w:t>Principle:</w:t>
-      </w:r>
-      <w:r>
-        <w:t xml:space="preserve"> Regular Bhāgavata hearing/service (ŚB 1.2.18); Saturday + home practice; KUTUMBA is not attendance-only.</w:t>
-      </w:r>
-    </w:p>
-    <w:p>
-      <w:pPr>
-        <w:pStyle w:val="Heading3"/>
-      </w:pPr>
-      <w:r>
-        <w:t>Scenario 2</w:t>
-      </w:r>
-    </w:p>
-    <w:p>
-      <w:pPr>
-        <w:pStyle w:val="ListBullet"/>
-      </w:pPr>
-      <w:r>
-        <w:rPr>
-          <w:b/>
-        </w:rPr>
-        <w:t>Good:</w:t>
-      </w:r>
-      <w:r>
-        <w:t xml:space="preserve"> Real home practice and sincerity.</w:t>
-      </w:r>
-    </w:p>
-    <w:p>
-      <w:pPr>
-        <w:pStyle w:val="ListBullet"/>
-      </w:pPr>
-      <w:r>
-        <w:rPr>
-          <w:b/>
-        </w:rPr>
-        <w:t>Missing:</w:t>
-      </w:r>
-      <w:r>
-        <w:t xml:space="preserve"> Devotee association, temple service, and friendship that supports steady devotion.</w:t>
-      </w:r>
-    </w:p>
-    <w:p>
-      <w:pPr>
-        <w:pStyle w:val="ListBullet"/>
-      </w:pPr>
-      <w:r>
-        <w:rPr>
-          <w:b/>
-        </w:rPr>
-        <w:t>Next:</w:t>
-      </w:r>
-      <w:r>
-        <w:t xml:space="preserve"> Rejoin association in a small, doable way; keep home practice.</w:t>
-      </w:r>
-    </w:p>
-    <w:p>
-      <w:pPr>
-        <w:pStyle w:val="ListBullet"/>
-      </w:pPr>
-      <w:r>
-        <w:rPr>
-          <w:b/>
-        </w:rPr>
-        <w:t>Principle:</w:t>
-      </w:r>
-      <w:r>
-        <w:t xml:space="preserve"> KUTUMBA supports temple life; association matters; not a replacement temple and not isolation-as-holiness.</w:t>
-      </w:r>
-    </w:p>
-    <w:p>
-      <w:pPr>
-        <w:pStyle w:val="Heading3"/>
-      </w:pPr>
-      <w:r>
-        <w:t>Scenario 3</w:t>
-      </w:r>
-    </w:p>
-    <w:p>
-      <w:pPr>
-        <w:pStyle w:val="ListBullet"/>
-      </w:pPr>
-      <w:r>
-        <w:rPr>
-          <w:b/>
-        </w:rPr>
-        <w:t>Good:</w:t>
-      </w:r>
-      <w:r>
-        <w:t xml:space="preserve"> Noticing a need for care of the host home — but dignity still comes first.</w:t>
-      </w:r>
-    </w:p>
-    <w:p>
-      <w:pPr>
-        <w:pStyle w:val="ListBullet"/>
-      </w:pPr>
-      <w:r>
-        <w:rPr>
-          <w:b/>
-        </w:rPr>
-        <w:t>Missing:</w:t>
-      </w:r>
-      <w:r>
-        <w:t xml:space="preserve"> Respectful correction; no public shame.</w:t>
-      </w:r>
-    </w:p>
-    <w:p>
-      <w:pPr>
-        <w:pStyle w:val="ListBullet"/>
-      </w:pPr>
-      <w:r>
-        <w:rPr>
-          <w:b/>
-        </w:rPr>
-        <w:t>Next:</w:t>
-      </w:r>
-      <w:r>
-        <w:t xml:space="preserve"> Calm private reset; apologize if needed; model kind repair; continue learning.</w:t>
-      </w:r>
-    </w:p>
-    <w:p>
-      <w:pPr>
-        <w:pStyle w:val="ListBullet"/>
-      </w:pPr>
-      <w:r>
-        <w:rPr>
-          <w:b/>
-        </w:rPr>
-        <w:t>Principle:</w:t>
-      </w:r>
-      <w:r>
-        <w:t xml:space="preserve"> Respectful family/host-home correction; child house rules without humiliation.</w:t>
-      </w:r>
-    </w:p>
-    <w:p>
-      <w:pPr>
-        <w:pStyle w:val="Heading3"/>
-      </w:pPr>
-      <w:r>
-        <w:t>Scenario 4</w:t>
-      </w:r>
-    </w:p>
-    <w:p>
-      <w:pPr>
-        <w:pStyle w:val="ListBullet"/>
-      </w:pPr>
-      <w:r>
-        <w:rPr>
-          <w:b/>
-        </w:rPr>
-        <w:t>Good:</w:t>
-      </w:r>
-      <w:r>
-        <w:t xml:space="preserve"> Honest question; teacher humility.</w:t>
-      </w:r>
-    </w:p>
-    <w:p>
-      <w:pPr>
-        <w:pStyle w:val="ListBullet"/>
-      </w:pPr>
-      <w:r>
-        <w:rPr>
-          <w:b/>
-        </w:rPr>
-        <w:t>Missing:</w:t>
-      </w:r>
-      <w:r>
-        <w:t xml:space="preserve"> A verified source answer in that moment.</w:t>
-      </w:r>
-    </w:p>
-    <w:p>
-      <w:pPr>
-        <w:pStyle w:val="ListBullet"/>
-      </w:pPr>
-      <w:r>
-        <w:rPr>
-          <w:b/>
-        </w:rPr>
-        <w:t>Next:</w:t>
-      </w:r>
-      <w:r>
-        <w:t xml:space="preserve"> Say “I will check the source and return”; write the question; do not invent doctrine.</w:t>
-      </w:r>
-    </w:p>
-    <w:p>
-      <w:pPr>
-        <w:pStyle w:val="ListBullet"/>
-      </w:pPr>
-      <w:r>
-        <w:rPr>
-          <w:b/>
-        </w:rPr>
-        <w:t>Principle:</w:t>
-      </w:r>
-      <w:r>
-        <w:t xml:space="preserve"> Source-based learning / study readiness; KUTUMBA is not a place to invent philosophy.</w:t>
-      </w:r>
-    </w:p>
-    <w:p>
-      <w:r>
-        <w:rPr>
-          <w:b/>
-        </w:rPr>
-        <w:t>KUTUMBA · Families Growing in Kṛṣṇa Consciousness · C1-W1 · O04 Answer Key · p. 3</w:t>
-      </w:r>
-    </w:p>
+    <w:tbl>
+      <w:tblPr>
+        <w:tblW w:type="auto" w:w="0"/>
+        <w:tblLook w:firstColumn="1" w:firstRow="1" w:lastColumn="0" w:lastRow="0" w:noHBand="0" w:noVBand="1" w:val="04A0"/>
+        <w:tblBorders>
+          <w:top w:val="single" w:sz="7" w:color="4F7C78"/>
+          <w:left w:val="single" w:sz="7" w:color="4F7C78"/>
+          <w:bottom w:val="single" w:sz="7" w:color="4F7C78"/>
+          <w:right w:val="single" w:sz="7" w:color="4F7C78"/>
+          <w:insideH w:val="single" w:sz="7" w:color="4F7C78"/>
+          <w:insideV w:val="single" w:sz="7" w:color="4F7C78"/>
+        </w:tblBorders>
+      </w:tblPr>
+      <w:tblGrid>
+        <w:gridCol w:w="9936"/>
+      </w:tblGrid>
+      <w:tr>
+        <w:tc>
+          <w:tcPr>
+            <w:tcW w:type="dxa" w:w="9936"/>
+          </w:tcPr>
+          <w:p>
+            <w:r>
+              <w:rPr>
+                <w:b/>
+              </w:rPr>
+              <w:t>What is good?</w:t>
+            </w:r>
+          </w:p>
+          <w:p>
+            <w:r>
+              <w:t>________________________________________________________________</w:t>
+            </w:r>
+          </w:p>
+          <w:p>
+            <w:r>
+              <w:t>________________________________________________________________</w:t>
+            </w:r>
+          </w:p>
+        </w:tc>
+      </w:tr>
+      <w:tr>
+        <w:tc>
+          <w:tcPr>
+            <w:tcW w:type="dxa" w:w="9936"/>
+          </w:tcPr>
+          <w:p>
+            <w:r>
+              <w:rPr>
+                <w:b/>
+              </w:rPr>
+              <w:t>What is missing?</w:t>
+            </w:r>
+          </w:p>
+          <w:p>
+            <w:r>
+              <w:t>________________________________________________________________</w:t>
+            </w:r>
+          </w:p>
+          <w:p>
+            <w:r>
+              <w:t>________________________________________________________________</w:t>
+            </w:r>
+          </w:p>
+        </w:tc>
+      </w:tr>
+      <w:tr>
+        <w:tc>
+          <w:tcPr>
+            <w:tcW w:type="dxa" w:w="9936"/>
+          </w:tcPr>
+          <w:p>
+            <w:r>
+              <w:rPr>
+                <w:b/>
+              </w:rPr>
+              <w:t>What should happen next?</w:t>
+            </w:r>
+          </w:p>
+          <w:p>
+            <w:r>
+              <w:t>________________________________________________________________</w:t>
+            </w:r>
+          </w:p>
+          <w:p>
+            <w:r>
+              <w:t>________________________________________________________________</w:t>
+            </w:r>
+          </w:p>
+        </w:tc>
+      </w:tr>
+      <w:tr>
+        <w:tc>
+          <w:tcPr>
+            <w:tcW w:type="dxa" w:w="9936"/>
+          </w:tcPr>
+          <w:p>
+            <w:r>
+              <w:rPr>
+                <w:b/>
+              </w:rPr>
+              <w:t>Which KUTUMBA principle applies?</w:t>
+            </w:r>
+          </w:p>
+          <w:p>
+            <w:r>
+              <w:t>________________________________________________________________</w:t>
+            </w:r>
+          </w:p>
+          <w:p>
+            <w:r>
+              <w:t>________________________________________________________________</w:t>
+            </w:r>
+          </w:p>
+        </w:tc>
+      </w:tr>
+    </w:tbl>
     <w:p>
       <w:r>
         <w:br w:type="page"/>
@@ -4000,71 +4292,23 @@
     </w:p>
     <w:p>
       <w:pPr>
-        <w:pStyle w:val="Heading1"/>
+        <w:jc w:val="center"/>
       </w:pPr>
       <w:r>
-        <w:t>C1-W1 · O05 · Family Compass Mini-Poster</w:t>
+        <w:rPr>
+          <w:b/>
+          <w:color w:val="5B1933"/>
+          <w:sz w:val="60"/>
+        </w:rPr>
+        <w:t>TEACHER-ONLY</w:t>
       </w:r>
     </w:p>
     <w:p>
       <w:pPr>
-        <w:pStyle w:val="KUTUMBARights"/>
+        <w:pStyle w:val="Heading1"/>
       </w:pPr>
       <w:r>
-        <w:t>Canonical source: 11-weekly-program-library/first-six-months/c1-w1-what-is-kutumba-and-why-are-we-here/activities/v12_2-older/O05-FAMILY-COMPASS.md  •  SHA-256: fa3d2d671939d48eb54a021c60772e5b7695946b0b14ef2723de735dc3397823</w:t>
-      </w:r>
-    </w:p>
-    <w:p>
-      <w:r>
-        <w:rPr>
-          <w:b/>
-        </w:rPr>
-        <w:t>Print:</w:t>
-      </w:r>
-      <w:r>
-        <w:t xml:space="preserve"> US Letter · one per student or one wall poster </w:t>
-      </w:r>
-      <w:r>
-        <w:rPr>
-          <w:b/>
-        </w:rPr>
-        <w:t>Use:</w:t>
-      </w:r>
-      <w:r>
-        <w:t xml:space="preserve"> Grades 4–5 · color lightly · take home or display</w:t>
-      </w:r>
-    </w:p>
-    <w:p>
-      <w:pPr>
-        <w:pStyle w:val="KUTUMBAMeta"/>
-        <w:jc w:val="center"/>
-      </w:pPr>
-      <w:r>
-        <w:t>◆  ◆  ◆</w:t>
-      </w:r>
-    </w:p>
-    <w:p>
-      <w:r>
-        <w:t>``</w:t>
-      </w:r>
-      <w:r>
-        <w:rPr>
-          <w:rFonts w:ascii="Consolas" w:hAnsi="Consolas"/>
-          <w:color w:val="7A263A"/>
-          <w:sz w:val="18"/>
-        </w:rPr>
-        <w:t xml:space="preserve"> ┌───────────────────────────────────────────────────────────────┐ │                                                               │ │                    KUTUMBA FAMILY COMPASS                     │ │                                                               │ │                            N                                  │ │                                                               │ │                          HEAR                                 │ │            We receive Kṛṣṇa-kathā regularly.                  │ │                                                               │ │                                                               │ │      W  PRACTICE          ○ CENTER ○          SERVE  E        │ │   We water hearing        How should          We help with    │ │   with a tiny home        our family          love at home    │ │   practice.               grow?               and in service. │ │                                                               │ │                                                               │ │                        ASSOCIATE                              │ │             We grow with devotees — not alone.                │ │                                                               │ │                            S                                  │ │                                                               │ │  Write one family sentence under the direction you need most: │ │  ___________________________________________________________  │ │                                                               │ └───────────────────────────────────────────────────────────────┘ </w:t>
-      </w:r>
-      <w:r>
-        <w:t>``</w:t>
-      </w:r>
-    </w:p>
-    <w:p>
-      <w:pPr>
-        <w:pStyle w:val="Heading3"/>
-      </w:pPr>
-      <w:r>
-        <w:t>Compass directions (copy onto poster if redrawing)</w:t>
+        <w:t>O04 Answer Key</w:t>
       </w:r>
     </w:p>
     <w:tbl>
@@ -4084,9 +4328,8 @@
         </w:tblBorders>
       </w:tblPr>
       <w:tblGrid>
-        <w:gridCol w:w="3312"/>
-        <w:gridCol w:w="3312"/>
-        <w:gridCol w:w="3312"/>
+        <w:gridCol w:w="4968"/>
+        <w:gridCol w:w="4968"/>
       </w:tblGrid>
       <w:tr>
         <w:trPr>
@@ -4094,7 +4337,7 @@
         </w:trPr>
         <w:tc>
           <w:tcPr>
-            <w:tcW w:type="dxa" w:w="3312"/>
+            <w:tcW w:type="dxa" w:w="4968"/>
             <w:shd w:fill="5B1933"/>
             <w:tcMar>
               <w:top w:w="100" w:type="dxa"/>
@@ -4109,13 +4352,13 @@
                 <w:b/>
                 <w:color w:val="FFFFFF"/>
               </w:rPr>
-              <w:t>Direction</w:t>
+              <w:t>Item</w:t>
             </w:r>
           </w:p>
         </w:tc>
         <w:tc>
           <w:tcPr>
-            <w:tcW w:type="dxa" w:w="3312"/>
+            <w:tcW w:type="dxa" w:w="4968"/>
             <w:shd w:fill="5B1933"/>
             <w:tcMar>
               <w:top w:w="100" w:type="dxa"/>
@@ -4130,28 +4373,7 @@
                 <w:b/>
                 <w:color w:val="FFFFFF"/>
               </w:rPr>
-              <w:t>Word</w:t>
-            </w:r>
-          </w:p>
-        </w:tc>
-        <w:tc>
-          <w:tcPr>
-            <w:tcW w:type="dxa" w:w="3312"/>
-            <w:shd w:fill="5B1933"/>
-            <w:tcMar>
-              <w:top w:w="100" w:type="dxa"/>
-              <w:start w:w="120" w:type="dxa"/>
-              <w:bottom w:w="100" w:type="dxa"/>
-              <w:end w:w="120" w:type="dxa"/>
-            </w:tcMar>
-          </w:tcPr>
-          <w:p>
-            <w:r>
-              <w:rPr>
-                <w:b/>
-                <w:color w:val="FFFFFF"/>
-              </w:rPr>
-              <w:t>One sentence</w:t>
+              <w:t>Best match / guidance</w:t>
             </w:r>
           </w:p>
         </w:tc>
@@ -4159,7 +4381,7 @@
       <w:tr>
         <w:tc>
           <w:tcPr>
-            <w:tcW w:type="dxa" w:w="3312"/>
+            <w:tcW w:type="dxa" w:w="4968"/>
             <w:tcMar>
               <w:top w:w="100" w:type="dxa"/>
               <w:start w:w="120" w:type="dxa"/>
@@ -4170,13 +4392,13 @@
           </w:tcPr>
           <w:p>
             <w:r>
-              <w:t>North</w:t>
+              <w:t>1</w:t>
             </w:r>
           </w:p>
         </w:tc>
         <w:tc>
           <w:tcPr>
-            <w:tcW w:type="dxa" w:w="3312"/>
+            <w:tcW w:type="dxa" w:w="4968"/>
             <w:tcMar>
               <w:top w:w="100" w:type="dxa"/>
               <w:start w:w="120" w:type="dxa"/>
@@ -4187,24 +4409,7 @@
           </w:tcPr>
           <w:p>
             <w:r>
-              <w:t>**HEAR**</w:t>
-            </w:r>
-          </w:p>
-        </w:tc>
-        <w:tc>
-          <w:tcPr>
-            <w:tcW w:type="dxa" w:w="3312"/>
-            <w:tcMar>
-              <w:top w:w="100" w:type="dxa"/>
-              <w:start w:w="120" w:type="dxa"/>
-              <w:bottom w:w="100" w:type="dxa"/>
-              <w:end w:w="120" w:type="dxa"/>
-            </w:tcMar>
-            <w:vAlign w:val="top"/>
-          </w:tcPr>
-          <w:p>
-            <w:r>
-              <w:t>We receive Kṛṣṇa-kathā regularly.</w:t>
+              <w:t>Rhythm is healthy; add a tiny home practice without shame.</w:t>
             </w:r>
           </w:p>
         </w:tc>
@@ -4212,7 +4417,7 @@
       <w:tr>
         <w:tc>
           <w:tcPr>
-            <w:tcW w:type="dxa" w:w="3312"/>
+            <w:tcW w:type="dxa" w:w="4968"/>
             <w:tcMar>
               <w:top w:w="100" w:type="dxa"/>
               <w:start w:w="120" w:type="dxa"/>
@@ -4224,13 +4429,13 @@
           </w:tcPr>
           <w:p>
             <w:r>
-              <w:t>West</w:t>
+              <w:t>2</w:t>
             </w:r>
           </w:p>
         </w:tc>
         <w:tc>
           <w:tcPr>
-            <w:tcW w:type="dxa" w:w="3312"/>
+            <w:tcW w:type="dxa" w:w="4968"/>
             <w:tcMar>
               <w:top w:w="100" w:type="dxa"/>
               <w:start w:w="120" w:type="dxa"/>
@@ -4242,13 +4447,51 @@
           </w:tcPr>
           <w:p>
             <w:r>
-              <w:t>**PRACTICE**</w:t>
+              <w:t>Home effort is healthy; restore association and service.</w:t>
+            </w:r>
+          </w:p>
+        </w:tc>
+      </w:tr>
+      <w:tr>
+        <w:tc>
+          <w:tcPr>
+            <w:tcW w:type="dxa" w:w="4968"/>
+            <w:tcMar>
+              <w:top w:w="100" w:type="dxa"/>
+              <w:start w:w="120" w:type="dxa"/>
+              <w:bottom w:w="100" w:type="dxa"/>
+              <w:end w:w="120" w:type="dxa"/>
+            </w:tcMar>
+            <w:vAlign w:val="top"/>
+          </w:tcPr>
+          <w:p>
+            <w:r>
+              <w:t>3</w:t>
             </w:r>
           </w:p>
         </w:tc>
         <w:tc>
           <w:tcPr>
-            <w:tcW w:type="dxa" w:w="3312"/>
+            <w:tcW w:type="dxa" w:w="4968"/>
+            <w:tcMar>
+              <w:top w:w="100" w:type="dxa"/>
+              <w:start w:w="120" w:type="dxa"/>
+              <w:bottom w:w="100" w:type="dxa"/>
+              <w:end w:w="120" w:type="dxa"/>
+            </w:tcMar>
+            <w:vAlign w:val="top"/>
+          </w:tcPr>
+          <w:p>
+            <w:r>
+              <w:t>Stop mockery; calm reminder, redirect, and repair.</w:t>
+            </w:r>
+          </w:p>
+        </w:tc>
+      </w:tr>
+      <w:tr>
+        <w:tc>
+          <w:tcPr>
+            <w:tcW w:type="dxa" w:w="4968"/>
             <w:tcMar>
               <w:top w:w="100" w:type="dxa"/>
               <w:start w:w="120" w:type="dxa"/>
@@ -4260,68 +4503,13 @@
           </w:tcPr>
           <w:p>
             <w:r>
-              <w:t>We water hearing with a tiny home practice.</w:t>
-            </w:r>
-          </w:p>
-        </w:tc>
-      </w:tr>
-      <w:tr>
-        <w:tc>
-          <w:tcPr>
-            <w:tcW w:type="dxa" w:w="3312"/>
-            <w:tcMar>
-              <w:top w:w="100" w:type="dxa"/>
-              <w:start w:w="120" w:type="dxa"/>
-              <w:bottom w:w="100" w:type="dxa"/>
-              <w:end w:w="120" w:type="dxa"/>
-            </w:tcMar>
-            <w:vAlign w:val="top"/>
-          </w:tcPr>
-          <w:p>
-            <w:r>
-              <w:t>East</w:t>
+              <w:t>4</w:t>
             </w:r>
           </w:p>
         </w:tc>
         <w:tc>
           <w:tcPr>
-            <w:tcW w:type="dxa" w:w="3312"/>
-            <w:tcMar>
-              <w:top w:w="100" w:type="dxa"/>
-              <w:start w:w="120" w:type="dxa"/>
-              <w:bottom w:w="100" w:type="dxa"/>
-              <w:end w:w="120" w:type="dxa"/>
-            </w:tcMar>
-            <w:vAlign w:val="top"/>
-          </w:tcPr>
-          <w:p>
-            <w:r>
-              <w:t>**SERVE**</w:t>
-            </w:r>
-          </w:p>
-        </w:tc>
-        <w:tc>
-          <w:tcPr>
-            <w:tcW w:type="dxa" w:w="3312"/>
-            <w:tcMar>
-              <w:top w:w="100" w:type="dxa"/>
-              <w:start w:w="120" w:type="dxa"/>
-              <w:bottom w:w="100" w:type="dxa"/>
-              <w:end w:w="120" w:type="dxa"/>
-            </w:tcMar>
-            <w:vAlign w:val="top"/>
-          </w:tcPr>
-          <w:p>
-            <w:r>
-              <w:t>We help with love at home and in service.</w:t>
-            </w:r>
-          </w:p>
-        </w:tc>
-      </w:tr>
-      <w:tr>
-        <w:tc>
-          <w:tcPr>
-            <w:tcW w:type="dxa" w:w="3312"/>
+            <w:tcW w:type="dxa" w:w="4968"/>
             <w:tcMar>
               <w:top w:w="100" w:type="dxa"/>
               <w:start w:w="120" w:type="dxa"/>
@@ -4333,43 +4521,7 @@
           </w:tcPr>
           <w:p>
             <w:r>
-              <w:t>South</w:t>
-            </w:r>
-          </w:p>
-        </w:tc>
-        <w:tc>
-          <w:tcPr>
-            <w:tcW w:type="dxa" w:w="3312"/>
-            <w:tcMar>
-              <w:top w:w="100" w:type="dxa"/>
-              <w:start w:w="120" w:type="dxa"/>
-              <w:bottom w:w="100" w:type="dxa"/>
-              <w:end w:w="120" w:type="dxa"/>
-            </w:tcMar>
-            <w:shd w:fill="FFF8E8"/>
-            <w:vAlign w:val="top"/>
-          </w:tcPr>
-          <w:p>
-            <w:r>
-              <w:t>**ASSOCIATE**</w:t>
-            </w:r>
-          </w:p>
-        </w:tc>
-        <w:tc>
-          <w:tcPr>
-            <w:tcW w:type="dxa" w:w="3312"/>
-            <w:tcMar>
-              <w:top w:w="100" w:type="dxa"/>
-              <w:start w:w="120" w:type="dxa"/>
-              <w:bottom w:w="100" w:type="dxa"/>
-              <w:end w:w="120" w:type="dxa"/>
-            </w:tcMar>
-            <w:shd w:fill="FFF8E8"/>
-            <w:vAlign w:val="top"/>
-          </w:tcPr>
-          <w:p>
-            <w:r>
-              <w:t>We grow with devotees — not alone.</w:t>
+              <w:t>Use the deferral line and verify the source; do not speculate.</w:t>
             </w:r>
           </w:p>
         </w:tc>
@@ -4382,45 +4534,161 @@
     </w:p>
     <w:p>
       <w:r>
-        <w:rPr>
-          <w:b/>
-        </w:rPr>
-        <w:t>Center:</w:t>
-      </w:r>
-      <w:r>
-        <w:t xml:space="preserve"> How should our family grow?</w:t>
+        <w:br w:type="page"/>
       </w:r>
     </w:p>
     <w:p>
+      <w:pPr>
+        <w:pStyle w:val="Heading1"/>
+      </w:pPr>
       <w:r>
-        <w:rPr>
-          <w:b/>
-        </w:rPr>
-        <w:t>Verse bridge (teacher may say):</w:t>
-      </w:r>
-      <w:r>
-        <w:t xml:space="preserve"> ŚB 1.2.18 points to regular hearing and service of the Bhāgavata — book and association — so devotion can become steady.</w:t>
+        <w:t>O05 — Family Compass</w:t>
       </w:r>
     </w:p>
     <w:p>
+      <w:pPr>
+        <w:jc w:val="center"/>
+      </w:pPr>
       <w:r>
-        <w:rPr>
-          <w:b/>
-        </w:rPr>
-        <w:t>Source:</w:t>
-      </w:r>
-      <w:r>
-        <w:t xml:space="preserve"> https://vedabase.io/en/library/sb/1/2/18/</w:t>
+        <w:t>How should our family grow?</w:t>
       </w:r>
     </w:p>
     <w:p>
+      <w:pPr>
+        <w:jc w:val="center"/>
+      </w:pPr>
       <w:r>
-        <w:rPr>
-          <w:b/>
-        </w:rPr>
-        <w:t>KUTUMBA · Families Growing in Kṛṣṇa Consciousness · C1-W1 · O05 · p. 1</w:t>
+        <w:drawing>
+          <wp:inline xmlns:a="http://schemas.openxmlformats.org/drawingml/2006/main" xmlns:pic="http://schemas.openxmlformats.org/drawingml/2006/picture">
+            <wp:extent cx="5120640" cy="5120640"/>
+            <wp:docPr id="1" name="Picture 1"/>
+            <wp:cNvGraphicFramePr>
+              <a:graphicFrameLocks noChangeAspect="1"/>
+            </wp:cNvGraphicFramePr>
+            <a:graphic>
+              <a:graphicData uri="http://schemas.openxmlformats.org/drawingml/2006/picture">
+                <pic:pic>
+                  <pic:nvPicPr>
+                    <pic:cNvPr id="0" name="compass-family.png"/>
+                    <pic:cNvPicPr/>
+                  </pic:nvPicPr>
+                  <pic:blipFill>
+                    <a:blip r:embed="rId11"/>
+                    <a:stretch>
+                      <a:fillRect/>
+                    </a:stretch>
+                  </pic:blipFill>
+                  <pic:spPr>
+                    <a:xfrm>
+                      <a:off x="0" y="0"/>
+                      <a:ext cx="5120640" cy="5120640"/>
+                    </a:xfrm>
+                    <a:prstGeom prst="rect"/>
+                  </pic:spPr>
+                </pic:pic>
+              </a:graphicData>
+            </a:graphic>
+          </wp:inline>
+        </w:drawing>
       </w:r>
     </w:p>
+    <w:tbl>
+      <w:tblPr>
+        <w:tblW w:type="auto" w:w="0"/>
+        <w:tblLook w:firstColumn="1" w:firstRow="1" w:lastColumn="0" w:lastRow="0" w:noHBand="0" w:noVBand="1" w:val="04A0"/>
+        <w:tblBorders>
+          <w:top w:val="single" w:sz="7" w:color="4F7C78"/>
+          <w:left w:val="single" w:sz="7" w:color="4F7C78"/>
+          <w:bottom w:val="single" w:sz="7" w:color="4F7C78"/>
+          <w:right w:val="single" w:sz="7" w:color="4F7C78"/>
+          <w:insideH w:val="single" w:sz="7" w:color="4F7C78"/>
+          <w:insideV w:val="single" w:sz="7" w:color="4F7C78"/>
+        </w:tblBorders>
+      </w:tblPr>
+      <w:tblGrid>
+        <w:gridCol w:w="9936"/>
+      </w:tblGrid>
+      <w:tr>
+        <w:tc>
+          <w:tcPr>
+            <w:tcW w:type="dxa" w:w="9936"/>
+          </w:tcPr>
+          <w:p>
+            <w:r>
+              <w:rPr>
+                <w:b/>
+              </w:rPr>
+              <w:t>HEAR:</w:t>
+            </w:r>
+          </w:p>
+          <w:p>
+            <w:r>
+              <w:t>________________________________________________________________</w:t>
+            </w:r>
+          </w:p>
+        </w:tc>
+      </w:tr>
+      <w:tr>
+        <w:tc>
+          <w:tcPr>
+            <w:tcW w:type="dxa" w:w="9936"/>
+          </w:tcPr>
+          <w:p>
+            <w:r>
+              <w:rPr>
+                <w:b/>
+              </w:rPr>
+              <w:t>PRACTICE:</w:t>
+            </w:r>
+          </w:p>
+          <w:p>
+            <w:r>
+              <w:t>________________________________________________________________</w:t>
+            </w:r>
+          </w:p>
+        </w:tc>
+      </w:tr>
+      <w:tr>
+        <w:tc>
+          <w:tcPr>
+            <w:tcW w:type="dxa" w:w="9936"/>
+          </w:tcPr>
+          <w:p>
+            <w:r>
+              <w:rPr>
+                <w:b/>
+              </w:rPr>
+              <w:t>SERVE:</w:t>
+            </w:r>
+          </w:p>
+          <w:p>
+            <w:r>
+              <w:t>________________________________________________________________</w:t>
+            </w:r>
+          </w:p>
+        </w:tc>
+      </w:tr>
+      <w:tr>
+        <w:tc>
+          <w:tcPr>
+            <w:tcW w:type="dxa" w:w="9936"/>
+          </w:tcPr>
+          <w:p>
+            <w:r>
+              <w:rPr>
+                <w:b/>
+              </w:rPr>
+              <w:t>ASSOCIATE:</w:t>
+            </w:r>
+          </w:p>
+          <w:p>
+            <w:r>
+              <w:t>________________________________________________________________</w:t>
+            </w:r>
+          </w:p>
+        </w:tc>
+      </w:tr>
+    </w:tbl>
     <w:p>
       <w:r>
         <w:br w:type="page"/>
@@ -4431,91 +4699,159 @@
         <w:pStyle w:val="Heading1"/>
       </w:pPr>
       <w:r>
-        <w:t>C1-W1 · O06 · Exit Ticket</w:t>
+        <w:t>O06 — Exit Ticket</w:t>
       </w:r>
     </w:p>
     <w:p>
       <w:pPr>
-        <w:pStyle w:val="KUTUMBARights"/>
-      </w:pPr>
-      <w:r>
-        <w:t>Canonical source: 11-weekly-program-library/first-six-months/c1-w1-what-is-kutumba-and-why-are-we-here/activities/v12_2-older/O06-EXIT-TICKET.md  •  SHA-256: 8138b8a31c0ac1862ff3362840157c9ab1bc9fdb1c4046349859c67cd9fd9ddf</w:t>
-      </w:r>
-    </w:p>
-    <w:p>
-      <w:r>
-        <w:rPr>
-          <w:b/>
-        </w:rPr>
-        <w:t>Print:</w:t>
-      </w:r>
-      <w:r>
-        <w:t xml:space="preserve"> US Letter · half-page OK if cut on center line · one per student </w:t>
-      </w:r>
-      <w:r>
-        <w:rPr>
-          <w:b/>
-        </w:rPr>
-        <w:t>Use:</w:t>
-      </w:r>
-      <w:r>
-        <w:t xml:space="preserve"> Last 5 minutes · Grades 4–5 · private · no ranking aloud</w:t>
-      </w:r>
-    </w:p>
-    <w:p>
-      <w:pPr>
-        <w:pStyle w:val="KUTUMBAMeta"/>
         <w:jc w:val="center"/>
       </w:pPr>
       <w:r>
-        <w:t>◆  ◆  ◆</w:t>
+        <w:t>Name: __________________________  Date: ______________</w:t>
       </w:r>
     </w:p>
-    <w:p>
-      <w:r>
-        <w:t>``` ✂ · · · · · · · · · · · · optional half-page cut · · · · · · · · · · · · ✂</w:t>
-      </w:r>
-    </w:p>
-    <w:p>
-      <w:r>
-        <w:t>┌───────────────────────────────────────────────────────────────┐ │  C1-W1 EXIT TICKET · Grades 4–5                               │ │  Name (optional): ______________________                      │ │                                                               │ │  1. KUTUMBA is...                                             │ │  ___________________________________________________________  │ │                                                               │ │  2. KUTUMBA is not...                                         │ │  ___________________________________________________________  │ │                                                               │ │  3. One rule I understand...                                  │ │  ___________________________________________________________  │ │                                                               │ │  4. One thing our family can try...                           │ │  ___________________________________________________________  │ │                                                               │ │  5. One question I still have...                              │ │  ___________________________________________________________  │ │                                                               │ │  Memory check: Regular hearing and service to                 │ │  Śrīmad-Bhāgavatam steadies our family's devotion.            │ └───────────────────────────────────────────────────────────────┘</w:t>
-      </w:r>
-    </w:p>
-    <w:p>
-      <w:r>
-        <w:t>✂ · · · · · · · · · · · · optional half-page cut · · · · · · · · · · · · ✂ ```</w:t>
-      </w:r>
-    </w:p>
-    <w:p>
-      <w:pPr>
-        <w:pStyle w:val="Heading3"/>
-      </w:pPr>
-      <w:r>
-        <w:t>Teacher close</w:t>
-      </w:r>
-    </w:p>
-    <w:p>
-      <w:r>
-        <w:t xml:space="preserve">Collect tickets for facilitator awareness only — do not score, rank, or read private family details aloud at reunification. Students may share </w:t>
-      </w:r>
-      <w:r>
-        <w:rPr>
-          <w:b/>
-        </w:rPr>
-        <w:t>one group-level line</w:t>
-      </w:r>
-      <w:r>
-        <w:t xml:space="preserve"> at 3:10 (one purpose + one supporting behavior).</w:t>
-      </w:r>
-    </w:p>
-    <w:p>
-      <w:r>
-        <w:rPr>
-          <w:b/>
-        </w:rPr>
-        <w:t>KUTUMBA · Families Growing in Kṛṣṇa Consciousness · C1-W1 · O06 · p. 1</w:t>
-      </w:r>
-    </w:p>
+    <w:tbl>
+      <w:tblPr>
+        <w:tblW w:type="auto" w:w="0"/>
+        <w:tblLook w:firstColumn="1" w:firstRow="1" w:lastColumn="0" w:lastRow="0" w:noHBand="0" w:noVBand="1" w:val="04A0"/>
+        <w:tblBorders>
+          <w:top w:val="single" w:sz="7" w:color="4F7C78"/>
+          <w:left w:val="single" w:sz="7" w:color="4F7C78"/>
+          <w:bottom w:val="single" w:sz="7" w:color="4F7C78"/>
+          <w:right w:val="single" w:sz="7" w:color="4F7C78"/>
+          <w:insideH w:val="single" w:sz="7" w:color="4F7C78"/>
+          <w:insideV w:val="single" w:sz="7" w:color="4F7C78"/>
+        </w:tblBorders>
+      </w:tblPr>
+      <w:tblGrid>
+        <w:gridCol w:w="9936"/>
+      </w:tblGrid>
+      <w:tr>
+        <w:tc>
+          <w:tcPr>
+            <w:tcW w:type="dxa" w:w="9936"/>
+          </w:tcPr>
+          <w:p>
+            <w:r>
+              <w:rPr>
+                <w:b/>
+              </w:rPr>
+              <w:t>KUTUMBA is…</w:t>
+            </w:r>
+          </w:p>
+          <w:p>
+            <w:r>
+              <w:t>________________________________________________________________</w:t>
+            </w:r>
+          </w:p>
+          <w:p>
+            <w:r>
+              <w:t>________________________________________________________________</w:t>
+            </w:r>
+          </w:p>
+        </w:tc>
+      </w:tr>
+      <w:tr>
+        <w:tc>
+          <w:tcPr>
+            <w:tcW w:type="dxa" w:w="9936"/>
+          </w:tcPr>
+          <w:p>
+            <w:r>
+              <w:rPr>
+                <w:b/>
+              </w:rPr>
+              <w:t>KUTUMBA is not…</w:t>
+            </w:r>
+          </w:p>
+          <w:p>
+            <w:r>
+              <w:t>________________________________________________________________</w:t>
+            </w:r>
+          </w:p>
+          <w:p>
+            <w:r>
+              <w:t>________________________________________________________________</w:t>
+            </w:r>
+          </w:p>
+        </w:tc>
+      </w:tr>
+      <w:tr>
+        <w:tc>
+          <w:tcPr>
+            <w:tcW w:type="dxa" w:w="9936"/>
+          </w:tcPr>
+          <w:p>
+            <w:r>
+              <w:rPr>
+                <w:b/>
+              </w:rPr>
+              <w:t>One rule I understand…</w:t>
+            </w:r>
+          </w:p>
+          <w:p>
+            <w:r>
+              <w:t>________________________________________________________________</w:t>
+            </w:r>
+          </w:p>
+          <w:p>
+            <w:r>
+              <w:t>________________________________________________________________</w:t>
+            </w:r>
+          </w:p>
+        </w:tc>
+      </w:tr>
+      <w:tr>
+        <w:tc>
+          <w:tcPr>
+            <w:tcW w:type="dxa" w:w="9936"/>
+          </w:tcPr>
+          <w:p>
+            <w:r>
+              <w:rPr>
+                <w:b/>
+              </w:rPr>
+              <w:t>One thing our family can try…</w:t>
+            </w:r>
+          </w:p>
+          <w:p>
+            <w:r>
+              <w:t>________________________________________________________________</w:t>
+            </w:r>
+          </w:p>
+          <w:p>
+            <w:r>
+              <w:t>________________________________________________________________</w:t>
+            </w:r>
+          </w:p>
+        </w:tc>
+      </w:tr>
+      <w:tr>
+        <w:tc>
+          <w:tcPr>
+            <w:tcW w:type="dxa" w:w="9936"/>
+          </w:tcPr>
+          <w:p>
+            <w:r>
+              <w:rPr>
+                <w:b/>
+              </w:rPr>
+              <w:t>One question I still have…</w:t>
+            </w:r>
+          </w:p>
+          <w:p>
+            <w:r>
+              <w:t>________________________________________________________________</w:t>
+            </w:r>
+          </w:p>
+          <w:p>
+            <w:r>
+              <w:t>________________________________________________________________</w:t>
+            </w:r>
+          </w:p>
+        </w:tc>
+      </w:tr>
+    </w:tbl>
     <w:tbl>
       <w:tblPr>
         <w:tblW w:type="auto" w:w="0"/>
@@ -4680,7 +5016,7 @@
         <w:color w:val="4F7C78"/>
         <w:sz w:val="17"/>
       </w:rPr>
-      <w:t>C1-W1 • V12.2  |  Older teacher</w:t>
+      <w:t>C1-W1 • V12.2.1  |  Older teacher</w:t>
     </w:r>
   </w:p>
 </w:hdr>
